--- a/public/downloads/crc-onboarding-plan-lr.docx
+++ b/public/downloads/crc-onboarding-plan-lr.docx
@@ -2687,7 +2687,7 @@
                 <w:sz w:val="14"/>
                 <w:szCs w:val="14"/>
               </w:rPr>
-              <w:t xml:space="preserve">Obtain OACIS access (if clinical record review required)</w:t>
+              <w:t>Obtain OACIS access (if clinical record review or chart abstraction required)</w:t>
             </w:r>
           </w:p>
         </w:tc>
@@ -2798,7 +2798,7 @@
                 <w:sz w:val="14"/>
                 <w:szCs w:val="14"/>
               </w:rPr>
-              <w:t xml:space="preserve">IV</w:t>
+              <w:t>IV–V</w:t>
             </w:r>
           </w:p>
         </w:tc>
@@ -3385,16 +3385,353 @@
               <w:spacing w:after="0"/>
               <w:jc w:val="left"/>
             </w:pPr>
-            <w:hyperlink w:history="1" r:id="rId2n_dj5yunqvfauuvmyr7u">
+            <w:hyperlink r:id="rId9">
               <w:r>
                 <w:rPr>
-                  <w:rFonts w:ascii="Arial" w:cs="Arial" w:eastAsia="Arial" w:hAnsi="Arial"/>
-                  <w:color w:val="2B9CE2"/>
-                  <w:sz w:val="14"/>
-                  <w:szCs w:val="14"/>
+                  <w:color w:val="0563C1"/>
                   <w:u w:val="single"/>
                 </w:rPr>
-                <w:t xml:space="preserve">Knowledge Hub</w:t>
+                <w:t xml:space="preserve">Knowledge Base</w:t>
+              </w:r>
+            </w:hyperlink>
+          </w:p>
+        </w:tc>
+        <w:tc>
+          <w:tcPr>
+            <w:tcW w:type="dxa" w:w="1200"/>
+            <w:tcBorders>
+              <w:top w:val="single" w:color="E0DFE6" w:sz="1"/>
+              <w:left w:val="single" w:color="E0DFE6" w:sz="1"/>
+              <w:bottom w:val="single" w:color="E0DFE6" w:sz="1"/>
+              <w:right w:val="single" w:color="E0DFE6" w:sz="1"/>
+            </w:tcBorders>
+            <w:shd w:fill="F8F8F8" w:val="clear"/>
+            <w:tcMar>
+              <w:top w:type="dxa" w:w="50"/>
+              <w:left w:type="dxa" w:w="80"/>
+              <w:bottom w:type="dxa" w:w="50"/>
+              <w:right w:type="dxa" w:w="80"/>
+            </w:tcMar>
+            <w:vAlign w:val="top"/>
+          </w:tcPr>
+          <w:p>
+            <w:pPr>
+              <w:spacing w:after="0"/>
+              <w:jc w:val="center"/>
+            </w:pPr>
+            <w:r>
+              <w:rPr>
+                <w:rFonts w:ascii="Arial" w:cs="Arial" w:eastAsia="Arial" w:hAnsi="Arial"/>
+                <w:b w:val="false"/>
+                <w:bCs w:val="false"/>
+                <w:i w:val="false"/>
+                <w:iCs w:val="false"/>
+                <w:color w:val="474650"/>
+                <w:sz w:val="14"/>
+                <w:szCs w:val="14"/>
+              </w:rPr>
+              <w:t xml:space="preserve">Self-study</w:t>
+            </w:r>
+          </w:p>
+        </w:tc>
+        <w:tc>
+          <w:tcPr>
+            <w:tcW w:type="dxa" w:w="800"/>
+            <w:tcBorders>
+              <w:top w:val="single" w:color="E0DFE6" w:sz="1"/>
+              <w:left w:val="single" w:color="E0DFE6" w:sz="1"/>
+              <w:bottom w:val="single" w:color="E0DFE6" w:sz="1"/>
+              <w:right w:val="single" w:color="E0DFE6" w:sz="1"/>
+            </w:tcBorders>
+            <w:shd w:fill="F8F8F8" w:val="clear"/>
+            <w:tcMar>
+              <w:top w:type="dxa" w:w="50"/>
+              <w:left w:type="dxa" w:w="80"/>
+              <w:bottom w:type="dxa" w:w="50"/>
+              <w:right w:type="dxa" w:w="80"/>
+            </w:tcMar>
+            <w:vAlign w:val="top"/>
+          </w:tcPr>
+          <w:p>
+            <w:pPr>
+              <w:spacing w:after="0"/>
+              <w:jc w:val="center"/>
+            </w:pPr>
+            <w:r>
+              <w:rPr>
+                <w:rFonts w:ascii="Arial" w:cs="Arial" w:eastAsia="Arial" w:hAnsi="Arial"/>
+                <w:b w:val="false"/>
+                <w:bCs w:val="false"/>
+                <w:i w:val="false"/>
+                <w:iCs w:val="false"/>
+                <w:color w:val="474650"/>
+                <w:sz w:val="14"/>
+                <w:szCs w:val="14"/>
+              </w:rPr>
+              <w:t xml:space="preserve">All</w:t>
+            </w:r>
+          </w:p>
+        </w:tc>
+        <w:tc>
+          <w:tcPr>
+            <w:tcW w:type="dxa" w:w="1100"/>
+            <w:tcBorders>
+              <w:top w:val="single" w:color="E0DFE6" w:sz="1"/>
+              <w:left w:val="single" w:color="E0DFE6" w:sz="1"/>
+              <w:bottom w:val="single" w:color="E0DFE6" w:sz="1"/>
+              <w:right w:val="single" w:color="E0DFE6" w:sz="1"/>
+            </w:tcBorders>
+            <w:shd w:fill="F8F8F8" w:val="clear"/>
+            <w:tcMar>
+              <w:top w:type="dxa" w:w="50"/>
+              <w:left w:type="dxa" w:w="80"/>
+              <w:bottom w:type="dxa" w:w="50"/>
+              <w:right w:type="dxa" w:w="80"/>
+            </w:tcMar>
+            <w:vAlign w:val="top"/>
+          </w:tcPr>
+          <w:p>
+            <w:pPr>
+              <w:spacing w:after="0"/>
+              <w:jc w:val="left"/>
+            </w:pPr>
+            <w:r>
+              <w:rPr>
+                <w:rFonts w:ascii="Arial" w:cs="Arial" w:eastAsia="Arial" w:hAnsi="Arial"/>
+                <w:b w:val="false"/>
+                <w:bCs w:val="false"/>
+                <w:i w:val="false"/>
+                <w:iCs w:val="false"/>
+                <w:color w:val="474650"/>
+                <w:sz w:val="14"/>
+                <w:szCs w:val="14"/>
+              </w:rPr>
+              <w:t xml:space="preserve"/>
+            </w:r>
+          </w:p>
+        </w:tc>
+        <w:tc>
+          <w:tcPr>
+            <w:tcW w:type="dxa" w:w="1100"/>
+            <w:tcBorders>
+              <w:top w:val="single" w:color="E0DFE6" w:sz="1"/>
+              <w:left w:val="single" w:color="E0DFE6" w:sz="1"/>
+              <w:bottom w:val="single" w:color="E0DFE6" w:sz="1"/>
+              <w:right w:val="single" w:color="E0DFE6" w:sz="1"/>
+            </w:tcBorders>
+            <w:shd w:fill="F8F8F8" w:val="clear"/>
+            <w:tcMar>
+              <w:top w:type="dxa" w:w="50"/>
+              <w:left w:type="dxa" w:w="80"/>
+              <w:bottom w:type="dxa" w:w="50"/>
+              <w:right w:type="dxa" w:w="80"/>
+            </w:tcMar>
+            <w:vAlign w:val="top"/>
+          </w:tcPr>
+          <w:p>
+            <w:pPr>
+              <w:spacing w:after="0"/>
+              <w:jc w:val="left"/>
+            </w:pPr>
+            <w:r>
+              <w:rPr>
+                <w:rFonts w:ascii="Arial" w:cs="Arial" w:eastAsia="Arial" w:hAnsi="Arial"/>
+                <w:b w:val="false"/>
+                <w:bCs w:val="false"/>
+                <w:i w:val="false"/>
+                <w:iCs w:val="false"/>
+                <w:color w:val="474650"/>
+                <w:sz w:val="14"/>
+                <w:szCs w:val="14"/>
+              </w:rPr>
+              <w:t xml:space="preserve"/>
+            </w:r>
+          </w:p>
+        </w:tc>
+        <w:tc>
+          <w:tcPr>
+            <w:tcW w:type="dxa" w:w="800"/>
+            <w:tcBorders>
+              <w:top w:val="single" w:color="E0DFE6" w:sz="1"/>
+              <w:left w:val="single" w:color="E0DFE6" w:sz="1"/>
+              <w:bottom w:val="single" w:color="E0DFE6" w:sz="1"/>
+              <w:right w:val="single" w:color="E0DFE6" w:sz="1"/>
+            </w:tcBorders>
+            <w:shd w:fill="F8F8F8" w:val="clear"/>
+            <w:tcMar>
+              <w:top w:type="dxa" w:w="50"/>
+              <w:left w:type="dxa" w:w="80"/>
+              <w:bottom w:type="dxa" w:w="50"/>
+              <w:right w:type="dxa" w:w="80"/>
+            </w:tcMar>
+            <w:vAlign w:val="top"/>
+          </w:tcPr>
+          <w:p>
+            <w:pPr>
+              <w:spacing w:after="0"/>
+              <w:jc w:val="center"/>
+            </w:pPr>
+            <w:r>
+              <w:rPr>
+                <w:rFonts w:ascii="Arial" w:cs="Arial" w:eastAsia="Arial" w:hAnsi="Arial"/>
+                <w:b w:val="false"/>
+                <w:bCs w:val="false"/>
+                <w:i w:val="false"/>
+                <w:iCs w:val="false"/>
+                <w:color w:val="474650"/>
+                <w:sz w:val="14"/>
+                <w:szCs w:val="14"/>
+              </w:rPr>
+              <w:t xml:space="preserve"/>
+            </w:r>
+          </w:p>
+        </w:tc>
+        <w:tc>
+          <w:tcPr>
+            <w:tcW w:type="dxa" w:w="800"/>
+            <w:tcBorders>
+              <w:top w:val="single" w:color="E0DFE6" w:sz="1"/>
+              <w:left w:val="single" w:color="E0DFE6" w:sz="1"/>
+              <w:bottom w:val="single" w:color="E0DFE6" w:sz="1"/>
+              <w:right w:val="single" w:color="E0DFE6" w:sz="1"/>
+            </w:tcBorders>
+            <w:shd w:fill="F8F8F8" w:val="clear"/>
+            <w:tcMar>
+              <w:top w:type="dxa" w:w="50"/>
+              <w:left w:type="dxa" w:w="80"/>
+              <w:bottom w:type="dxa" w:w="50"/>
+              <w:right w:type="dxa" w:w="80"/>
+            </w:tcMar>
+            <w:vAlign w:val="top"/>
+          </w:tcPr>
+          <w:p>
+            <w:pPr>
+              <w:spacing w:after="0"/>
+              <w:jc w:val="center"/>
+            </w:pPr>
+            <w:r>
+              <w:rPr>
+                <w:rFonts w:ascii="Arial" w:cs="Arial" w:eastAsia="Arial" w:hAnsi="Arial"/>
+                <w:b w:val="false"/>
+                <w:bCs w:val="false"/>
+                <w:i w:val="false"/>
+                <w:iCs w:val="false"/>
+                <w:color w:val="474650"/>
+                <w:sz w:val="14"/>
+                <w:szCs w:val="14"/>
+              </w:rPr>
+              <w:t xml:space="preserve"/>
+            </w:r>
+          </w:p>
+        </w:tc>
+        <w:tc>
+          <w:tcPr>
+            <w:tcW w:type="dxa" w:w="1080"/>
+            <w:tcBorders>
+              <w:top w:val="single" w:color="E0DFE6" w:sz="1"/>
+              <w:left w:val="single" w:color="E0DFE6" w:sz="1"/>
+              <w:bottom w:val="single" w:color="E0DFE6" w:sz="1"/>
+              <w:right w:val="single" w:color="E0DFE6" w:sz="1"/>
+            </w:tcBorders>
+            <w:shd w:fill="F8F8F8" w:val="clear"/>
+            <w:tcMar>
+              <w:top w:type="dxa" w:w="50"/>
+              <w:left w:type="dxa" w:w="80"/>
+              <w:bottom w:type="dxa" w:w="50"/>
+              <w:right w:type="dxa" w:w="80"/>
+            </w:tcMar>
+            <w:vAlign w:val="top"/>
+          </w:tcPr>
+          <w:p>
+            <w:pPr>
+              <w:spacing w:after="0"/>
+              <w:jc w:val="left"/>
+            </w:pPr>
+            <w:r>
+              <w:rPr>
+                <w:rFonts w:ascii="Arial" w:cs="Arial" w:eastAsia="Arial" w:hAnsi="Arial"/>
+                <w:b w:val="false"/>
+                <w:bCs w:val="false"/>
+                <w:i w:val="false"/>
+                <w:iCs w:val="false"/>
+                <w:color w:val="474650"/>
+                <w:sz w:val="14"/>
+                <w:szCs w:val="14"/>
+              </w:rPr>
+              <w:t xml:space="preserve"/>
+            </w:r>
+          </w:p>
+        </w:tc>
+      </w:tr>
+      <w:tr>
+        <w:tc>
+          <w:tcPr>
+            <w:tcW w:type="dxa" w:w="4600"/>
+            <w:tcBorders>
+              <w:top w:val="single" w:color="E0DFE6" w:sz="1"/>
+              <w:left w:val="single" w:color="E0DFE6" w:sz="1"/>
+              <w:bottom w:val="single" w:color="E0DFE6" w:sz="1"/>
+              <w:right w:val="single" w:color="E0DFE6" w:sz="1"/>
+            </w:tcBorders>
+            <w:shd w:fill="F8F8F8" w:val="clear"/>
+            <w:tcMar>
+              <w:top w:type="dxa" w:w="50"/>
+              <w:left w:type="dxa" w:w="80"/>
+              <w:bottom w:type="dxa" w:w="50"/>
+              <w:right w:type="dxa" w:w="80"/>
+            </w:tcMar>
+            <w:vAlign w:val="top"/>
+          </w:tcPr>
+          <w:p>
+            <w:pPr>
+              <w:spacing w:after="0"/>
+              <w:jc w:val="left"/>
+            </w:pPr>
+            <w:r>
+              <w:rPr>
+                <w:rFonts w:ascii="Arial" w:cs="Arial" w:eastAsia="Arial" w:hAnsi="Arial"/>
+                <w:b w:val="false"/>
+                <w:bCs w:val="false"/>
+                <w:i/>
+                <w:iCs/>
+                <w:color w:val="474650"/>
+                <w:sz w:val="14"/>
+                <w:szCs w:val="14"/>
+              </w:rPr>
+              <w:t xml:space="preserve">Review the PI / QI Pathway (understand PI accountability)</w:t>
+            </w:r>
+          </w:p>
+        </w:tc>
+        <w:tc>
+          <w:tcPr>
+            <w:tcW w:type="dxa" w:w="2200"/>
+            <w:tcBorders>
+              <w:top w:val="single" w:color="E0DFE6" w:sz="1"/>
+              <w:left w:val="single" w:color="E0DFE6" w:sz="1"/>
+              <w:bottom w:val="single" w:color="E0DFE6" w:sz="1"/>
+              <w:right w:val="single" w:color="E0DFE6" w:sz="1"/>
+            </w:tcBorders>
+            <w:shd w:fill="F8F8F8" w:val="clear"/>
+            <w:tcMar>
+              <w:top w:type="dxa" w:w="50"/>
+              <w:left w:type="dxa" w:w="80"/>
+              <w:bottom w:type="dxa" w:w="50"/>
+              <w:right w:type="dxa" w:w="80"/>
+            </w:tcMar>
+            <w:vAlign w:val="top"/>
+          </w:tcPr>
+          <w:p>
+            <w:pPr>
+              <w:spacing w:after="0"/>
+              <w:jc w:val="left"/>
+            </w:pPr>
+            <w:hyperlink r:id="rId22">
+              <w:r>
+                <w:rPr>
+                  <w:color w:val="0563C1"/>
+                  <w:u w:val="single"/>
+                </w:rPr>
+                <w:t xml:space="preserve">Knowledge Base</w:t>
               </w:r>
             </w:hyperlink>
           </w:p>
@@ -4498,19 +4835,18 @@
               <w:spacing w:after="0"/>
               <w:jc w:val="left"/>
             </w:pPr>
-            <w:r>
-              <w:rPr>
-                <w:rFonts w:ascii="Arial" w:cs="Arial" w:eastAsia="Arial" w:hAnsi="Arial"/>
-                <w:b w:val="false"/>
-                <w:bCs w:val="false"/>
-                <w:i w:val="false"/>
-                <w:iCs w:val="false"/>
-                <w:color w:val="474650"/>
-                <w:sz w:val="14"/>
-                <w:szCs w:val="14"/>
-              </w:rPr>
-              <w:t xml:space="preserve">Portal → TalentLMS</w:t>
-            </w:r>
+            <w:hyperlink r:id="rId10">
+              <w:r>
+                <w:rPr>
+                  <w:color w:val="0563C1"/>
+                  <w:u w:val="single"/>
+                  <w:sz w:val="14"/>
+                  <w:szCs w:val="14"/>
+                  <w:rFonts w:ascii="Arial" w:hAnsi="Arial"/>
+                </w:rPr>
+                <w:t xml:space="preserve">Portal → TalentLMS</w:t>
+              </w:r>
+            </w:hyperlink>
           </w:p>
         </w:tc>
         <w:tc>
@@ -5478,7 +5814,7 @@
                 <w:sz w:val="14"/>
                 <w:szCs w:val="14"/>
               </w:rPr>
-              <w:t xml:space="preserve">Begin CANTRAIN Common Core Foundation (selected modules)</w:t>
+              <w:t>Begin CANTRAIN Common Core Foundation (14 modules)</w:t>
             </w:r>
           </w:p>
         </w:tc>
@@ -5505,13 +5841,10 @@
               <w:spacing w:after="0"/>
               <w:jc w:val="left"/>
             </w:pPr>
-            <w:hyperlink w:history="1" r:id="rIdrhufnmhp4g7wfwkzkogjz">
+            <w:hyperlink r:id="rId11">
               <w:r>
                 <w:rPr>
-                  <w:rFonts w:ascii="Arial" w:cs="Arial" w:eastAsia="Arial" w:hAnsi="Arial"/>
-                  <w:color w:val="2B9CE2"/>
-                  <w:sz w:val="14"/>
-                  <w:szCs w:val="14"/>
+                  <w:color w:val="0563C1"/>
                   <w:u w:val="single"/>
                 </w:rPr>
                 <w:t xml:space="preserve">CANTRAIN</w:t>
@@ -6265,19 +6598,18 @@
               <w:spacing w:after="0"/>
               <w:jc w:val="left"/>
             </w:pPr>
-            <w:r>
-              <w:rPr>
-                <w:rFonts w:ascii="Arial" w:cs="Arial" w:eastAsia="Arial" w:hAnsi="Arial"/>
-                <w:b w:val="false"/>
-                <w:bCs w:val="false"/>
-                <w:i w:val="false"/>
-                <w:iCs w:val="false"/>
-                <w:color w:val="474650"/>
-                <w:sz w:val="14"/>
-                <w:szCs w:val="14"/>
-              </w:rPr>
-              <w:t xml:space="preserve">CORD / Sponsor</w:t>
-            </w:r>
+            <w:hyperlink r:id="rId12">
+              <w:r>
+                <w:rPr>
+                  <w:color w:val="0563C1"/>
+                  <w:u w:val="single"/>
+                  <w:sz w:val="14"/>
+                  <w:szCs w:val="14"/>
+                  <w:rFonts w:ascii="Arial" w:hAnsi="Arial"/>
+                </w:rPr>
+                <w:t xml:space="preserve">CORD / Sponsor</w:t>
+              </w:r>
+            </w:hyperlink>
           </w:p>
         </w:tc>
         <w:tc>
@@ -7220,6 +7552,340 @@
               <w:bottom w:val="single" w:color="E0DFE6" w:sz="1"/>
               <w:right w:val="single" w:color="E0DFE6" w:sz="1"/>
             </w:tcBorders>
+            <w:tcMar>
+              <w:top w:type="dxa" w:w="50"/>
+              <w:left w:type="dxa" w:w="80"/>
+              <w:bottom w:type="dxa" w:w="50"/>
+              <w:right w:type="dxa" w:w="80"/>
+            </w:tcMar>
+            <w:vAlign w:val="top"/>
+          </w:tcPr>
+          <w:p>
+            <w:pPr>
+              <w:spacing w:after="0"/>
+              <w:jc w:val="left"/>
+            </w:pPr>
+            <w:r>
+              <w:rPr>
+                <w:rFonts w:ascii="Arial" w:cs="Arial" w:eastAsia="Arial" w:hAnsi="Arial"/>
+                <w:b w:val="false"/>
+                <w:bCs w:val="false"/>
+                <w:i w:val="false"/>
+                <w:iCs w:val="false"/>
+                <w:color w:val="474650"/>
+                <w:sz w:val="14"/>
+                <w:szCs w:val="14"/>
+              </w:rPr>
+              <w:t xml:space="preserve">Confirm MUHC Authorization letter is filed in study file</w:t>
+            </w:r>
+          </w:p>
+        </w:tc>
+        <w:tc>
+          <w:tcPr>
+            <w:tcW w:type="dxa" w:w="2200"/>
+            <w:tcBorders>
+              <w:top w:val="single" w:color="E0DFE6" w:sz="1"/>
+              <w:left w:val="single" w:color="E0DFE6" w:sz="1"/>
+              <w:bottom w:val="single" w:color="E0DFE6" w:sz="1"/>
+              <w:right w:val="single" w:color="E0DFE6" w:sz="1"/>
+            </w:tcBorders>
+            <w:tcMar>
+              <w:top w:type="dxa" w:w="50"/>
+              <w:left w:type="dxa" w:w="80"/>
+              <w:bottom w:type="dxa" w:w="50"/>
+              <w:right w:type="dxa" w:w="80"/>
+            </w:tcMar>
+            <w:vAlign w:val="top"/>
+          </w:tcPr>
+          <w:p>
+            <w:pPr>
+              <w:spacing w:after="0"/>
+              <w:jc w:val="left"/>
+            </w:pPr>
+            <w:hyperlink r:id="rId23">
+              <w:r>
+                <w:rPr>
+                  <w:color w:val="0563C1"/>
+                  <w:u w:val="single"/>
+                  <w:sz w:val="14"/>
+                  <w:szCs w:val="14"/>
+                  <w:rFonts w:ascii="Arial" w:hAnsi="Arial"/>
+                </w:rPr>
+                <w:t xml:space="preserve">Nagano / QA</w:t>
+              </w:r>
+            </w:hyperlink>
+          </w:p>
+        </w:tc>
+        <w:tc>
+          <w:tcPr>
+            <w:tcW w:type="dxa" w:w="1200"/>
+            <w:tcBorders>
+              <w:top w:val="single" w:color="E0DFE6" w:sz="1"/>
+              <w:left w:val="single" w:color="E0DFE6" w:sz="1"/>
+              <w:bottom w:val="single" w:color="E0DFE6" w:sz="1"/>
+              <w:right w:val="single" w:color="E0DFE6" w:sz="1"/>
+            </w:tcBorders>
+            <w:tcMar>
+              <w:top w:type="dxa" w:w="50"/>
+              <w:left w:type="dxa" w:w="80"/>
+              <w:bottom w:type="dxa" w:w="50"/>
+              <w:right w:type="dxa" w:w="80"/>
+            </w:tcMar>
+            <w:vAlign w:val="top"/>
+          </w:tcPr>
+          <w:p>
+            <w:pPr>
+              <w:spacing w:after="0"/>
+              <w:jc w:val="center"/>
+            </w:pPr>
+            <w:r>
+              <w:rPr>
+                <w:rFonts w:ascii="Arial" w:cs="Arial" w:eastAsia="Arial" w:hAnsi="Arial"/>
+                <w:b w:val="false"/>
+                <w:bCs w:val="false"/>
+                <w:i w:val="false"/>
+                <w:iCs w:val="false"/>
+                <w:color w:val="474650"/>
+                <w:sz w:val="14"/>
+                <w:szCs w:val="14"/>
+              </w:rPr>
+              <w:t xml:space="preserve">Documentation</w:t>
+            </w:r>
+          </w:p>
+        </w:tc>
+        <w:tc>
+          <w:tcPr>
+            <w:tcW w:type="dxa" w:w="800"/>
+            <w:tcBorders>
+              <w:top w:val="single" w:color="E0DFE6" w:sz="1"/>
+              <w:left w:val="single" w:color="E0DFE6" w:sz="1"/>
+              <w:bottom w:val="single" w:color="E0DFE6" w:sz="1"/>
+              <w:right w:val="single" w:color="E0DFE6" w:sz="1"/>
+            </w:tcBorders>
+            <w:tcMar>
+              <w:top w:type="dxa" w:w="50"/>
+              <w:left w:type="dxa" w:w="80"/>
+              <w:bottom w:type="dxa" w:w="50"/>
+              <w:right w:type="dxa" w:w="80"/>
+            </w:tcMar>
+            <w:vAlign w:val="top"/>
+          </w:tcPr>
+          <w:p>
+            <w:pPr>
+              <w:spacing w:after="0"/>
+              <w:jc w:val="center"/>
+            </w:pPr>
+            <w:r>
+              <w:rPr>
+                <w:rFonts w:ascii="Arial" w:cs="Arial" w:eastAsia="Arial" w:hAnsi="Arial"/>
+                <w:b w:val="false"/>
+                <w:bCs w:val="false"/>
+                <w:i w:val="false"/>
+                <w:iCs w:val="false"/>
+                <w:color w:val="474650"/>
+                <w:sz w:val="14"/>
+                <w:szCs w:val="14"/>
+              </w:rPr>
+              <w:t xml:space="preserve">All</w:t>
+            </w:r>
+          </w:p>
+        </w:tc>
+        <w:tc>
+          <w:tcPr>
+            <w:tcW w:type="dxa" w:w="1100"/>
+            <w:tcBorders>
+              <w:top w:val="single" w:color="E0DFE6" w:sz="1"/>
+              <w:left w:val="single" w:color="E0DFE6" w:sz="1"/>
+              <w:bottom w:val="single" w:color="E0DFE6" w:sz="1"/>
+              <w:right w:val="single" w:color="E0DFE6" w:sz="1"/>
+            </w:tcBorders>
+            <w:tcMar>
+              <w:top w:type="dxa" w:w="50"/>
+              <w:left w:type="dxa" w:w="80"/>
+              <w:bottom w:type="dxa" w:w="50"/>
+              <w:right w:type="dxa" w:w="80"/>
+            </w:tcMar>
+            <w:vAlign w:val="top"/>
+          </w:tcPr>
+          <w:p>
+            <w:pPr>
+              <w:spacing w:after="0"/>
+              <w:jc w:val="left"/>
+            </w:pPr>
+            <w:r>
+              <w:rPr>
+                <w:rFonts w:ascii="Arial" w:cs="Arial" w:eastAsia="Arial" w:hAnsi="Arial"/>
+                <w:b w:val="false"/>
+                <w:bCs w:val="false"/>
+                <w:i w:val="false"/>
+                <w:iCs w:val="false"/>
+                <w:color w:val="474650"/>
+                <w:sz w:val="14"/>
+                <w:szCs w:val="14"/>
+              </w:rPr>
+              <w:t xml:space="preserve"/>
+            </w:r>
+          </w:p>
+        </w:tc>
+        <w:tc>
+          <w:tcPr>
+            <w:tcW w:type="dxa" w:w="1100"/>
+            <w:tcBorders>
+              <w:top w:val="single" w:color="E0DFE6" w:sz="1"/>
+              <w:left w:val="single" w:color="E0DFE6" w:sz="1"/>
+              <w:bottom w:val="single" w:color="E0DFE6" w:sz="1"/>
+              <w:right w:val="single" w:color="E0DFE6" w:sz="1"/>
+            </w:tcBorders>
+            <w:tcMar>
+              <w:top w:type="dxa" w:w="50"/>
+              <w:left w:type="dxa" w:w="80"/>
+              <w:bottom w:type="dxa" w:w="50"/>
+              <w:right w:type="dxa" w:w="80"/>
+            </w:tcMar>
+            <w:vAlign w:val="top"/>
+          </w:tcPr>
+          <w:p>
+            <w:pPr>
+              <w:spacing w:after="0"/>
+              <w:jc w:val="left"/>
+            </w:pPr>
+            <w:r>
+              <w:rPr>
+                <w:rFonts w:ascii="Arial" w:cs="Arial" w:eastAsia="Arial" w:hAnsi="Arial"/>
+                <w:b w:val="false"/>
+                <w:bCs w:val="false"/>
+                <w:i w:val="false"/>
+                <w:iCs w:val="false"/>
+                <w:color w:val="474650"/>
+                <w:sz w:val="14"/>
+                <w:szCs w:val="14"/>
+              </w:rPr>
+              <w:t xml:space="preserve"/>
+            </w:r>
+          </w:p>
+        </w:tc>
+        <w:tc>
+          <w:tcPr>
+            <w:tcW w:type="dxa" w:w="800"/>
+            <w:tcBorders>
+              <w:top w:val="single" w:color="E0DFE6" w:sz="1"/>
+              <w:left w:val="single" w:color="E0DFE6" w:sz="1"/>
+              <w:bottom w:val="single" w:color="E0DFE6" w:sz="1"/>
+              <w:right w:val="single" w:color="E0DFE6" w:sz="1"/>
+            </w:tcBorders>
+            <w:tcMar>
+              <w:top w:type="dxa" w:w="50"/>
+              <w:left w:type="dxa" w:w="80"/>
+              <w:bottom w:type="dxa" w:w="50"/>
+              <w:right w:type="dxa" w:w="80"/>
+            </w:tcMar>
+            <w:vAlign w:val="top"/>
+          </w:tcPr>
+          <w:p>
+            <w:pPr>
+              <w:spacing w:after="0"/>
+              <w:jc w:val="center"/>
+            </w:pPr>
+            <w:r>
+              <w:rPr>
+                <w:rFonts w:ascii="Arial" w:cs="Arial" w:eastAsia="Arial" w:hAnsi="Arial"/>
+                <w:b w:val="false"/>
+                <w:bCs w:val="false"/>
+                <w:i w:val="false"/>
+                <w:iCs w:val="false"/>
+                <w:color w:val="474650"/>
+                <w:sz w:val="14"/>
+                <w:szCs w:val="14"/>
+              </w:rPr>
+              <w:t xml:space="preserve"/>
+            </w:r>
+          </w:p>
+        </w:tc>
+        <w:tc>
+          <w:tcPr>
+            <w:tcW w:type="dxa" w:w="800"/>
+            <w:tcBorders>
+              <w:top w:val="single" w:color="E0DFE6" w:sz="1"/>
+              <w:left w:val="single" w:color="E0DFE6" w:sz="1"/>
+              <w:bottom w:val="single" w:color="E0DFE6" w:sz="1"/>
+              <w:right w:val="single" w:color="E0DFE6" w:sz="1"/>
+            </w:tcBorders>
+            <w:tcMar>
+              <w:top w:type="dxa" w:w="50"/>
+              <w:left w:type="dxa" w:w="80"/>
+              <w:bottom w:type="dxa" w:w="50"/>
+              <w:right w:type="dxa" w:w="80"/>
+            </w:tcMar>
+            <w:vAlign w:val="top"/>
+          </w:tcPr>
+          <w:p>
+            <w:pPr>
+              <w:spacing w:after="0"/>
+              <w:jc w:val="center"/>
+            </w:pPr>
+            <w:r>
+              <w:rPr>
+                <w:rFonts w:ascii="Arial" w:cs="Arial" w:eastAsia="Arial" w:hAnsi="Arial"/>
+                <w:b w:val="false"/>
+                <w:bCs w:val="false"/>
+                <w:i w:val="false"/>
+                <w:iCs w:val="false"/>
+                <w:color w:val="474650"/>
+                <w:sz w:val="14"/>
+                <w:szCs w:val="14"/>
+              </w:rPr>
+              <w:t xml:space="preserve"/>
+            </w:r>
+          </w:p>
+        </w:tc>
+        <w:tc>
+          <w:tcPr>
+            <w:tcW w:type="dxa" w:w="1080"/>
+            <w:tcBorders>
+              <w:top w:val="single" w:color="E0DFE6" w:sz="1"/>
+              <w:left w:val="single" w:color="E0DFE6" w:sz="1"/>
+              <w:bottom w:val="single" w:color="E0DFE6" w:sz="1"/>
+              <w:right w:val="single" w:color="E0DFE6" w:sz="1"/>
+            </w:tcBorders>
+            <w:tcMar>
+              <w:top w:type="dxa" w:w="50"/>
+              <w:left w:type="dxa" w:w="80"/>
+              <w:bottom w:type="dxa" w:w="50"/>
+              <w:right w:type="dxa" w:w="80"/>
+            </w:tcMar>
+            <w:vAlign w:val="top"/>
+          </w:tcPr>
+          <w:p>
+            <w:pPr>
+              <w:spacing w:after="0"/>
+              <w:jc w:val="left"/>
+            </w:pPr>
+            <w:r>
+              <w:rPr>
+                <w:rFonts w:ascii="Arial" w:cs="Arial" w:eastAsia="Arial" w:hAnsi="Arial"/>
+                <w:b w:val="false"/>
+                <w:bCs w:val="false"/>
+                <w:i w:val="false"/>
+                <w:iCs w:val="false"/>
+                <w:color w:val="474650"/>
+                <w:sz w:val="14"/>
+                <w:szCs w:val="14"/>
+              </w:rPr>
+              <w:t xml:space="preserve"/>
+            </w:r>
+          </w:p>
+        </w:tc>
+      </w:tr>
+      <w:tr>
+        <w:tc>
+          <w:tcPr>
+            <w:tcW w:type="dxa" w:w="4600"/>
+            <w:tcBorders>
+              <w:top w:val="single" w:color="E0DFE6" w:sz="1"/>
+              <w:left w:val="single" w:color="E0DFE6" w:sz="1"/>
+              <w:bottom w:val="single" w:color="E0DFE6" w:sz="1"/>
+              <w:right w:val="single" w:color="E0DFE6" w:sz="1"/>
+            </w:tcBorders>
             <w:shd w:fill="F8F8F8" w:val="clear"/>
             <w:tcMar>
               <w:top w:type="dxa" w:w="50"/>
@@ -7245,7 +7911,7 @@
                 <w:sz w:val="14"/>
                 <w:szCs w:val="14"/>
               </w:rPr>
-              <w:t xml:space="preserve">Review the CRC Guide — Pre-Activation section</w:t>
+              <w:t>Review the CRC Guide — Study Preparation section</w:t>
             </w:r>
           </w:p>
         </w:tc>
@@ -7272,13 +7938,10 @@
               <w:spacing w:after="0"/>
               <w:jc w:val="left"/>
             </w:pPr>
-            <w:hyperlink w:history="1" r:id="rIdmxsbmr55omfjnd9wuzerf">
+            <w:hyperlink r:id="rId13">
               <w:r>
                 <w:rPr>
-                  <w:rFonts w:ascii="Arial" w:cs="Arial" w:eastAsia="Arial" w:hAnsi="Arial"/>
-                  <w:color w:val="2B9CE2"/>
-                  <w:sz w:val="14"/>
-                  <w:szCs w:val="14"/>
+                  <w:color w:val="0563C1"/>
                   <w:u w:val="single"/>
                 </w:rPr>
                 <w:t xml:space="preserve">CRC Guide</w:t>
@@ -8334,7 +8997,7 @@
                 <w:sz w:val="14"/>
                 <w:szCs w:val="14"/>
               </w:rPr>
-              <w:t xml:space="preserve">Informed consent (Level IV only — not applicable to retrospective studies)</w:t>
+              <w:t>Informed consent (Level IV; Level V if ÉFVP consent waiver is denied)</w:t>
             </w:r>
           </w:p>
         </w:tc>
@@ -8399,16 +9062,13 @@
               <w:spacing w:after="0"/>
               <w:jc w:val="left"/>
             </w:pPr>
-            <w:hyperlink w:history="1" r:id="rIdnfwdoh6ybh-rfeej2rklp">
+            <w:hyperlink r:id="rId14">
               <w:r>
                 <w:rPr>
-                  <w:rFonts w:ascii="Arial" w:cs="Arial" w:eastAsia="Arial" w:hAnsi="Arial"/>
-                  <w:color w:val="2B9CE2"/>
-                  <w:sz w:val="14"/>
-                  <w:szCs w:val="14"/>
+                  <w:color w:val="0563C1"/>
                   <w:u w:val="single"/>
                 </w:rPr>
-                <w:t xml:space="preserve">Knowledge Hub</w:t>
+                <w:t xml:space="preserve">Knowledge Base</w:t>
               </w:r>
             </w:hyperlink>
           </w:p>
@@ -8735,13 +9395,10 @@
               <w:spacing w:after="0"/>
               <w:jc w:val="left"/>
             </w:pPr>
-            <w:hyperlink w:history="1" r:id="rIdl6w4zeov5dlsq3ujpsyng">
+            <w:hyperlink r:id="rId11">
               <w:r>
                 <w:rPr>
-                  <w:rFonts w:ascii="Arial" w:cs="Arial" w:eastAsia="Arial" w:hAnsi="Arial"/>
-                  <w:color w:val="2B9CE2"/>
-                  <w:sz w:val="14"/>
-                  <w:szCs w:val="14"/>
+                  <w:color w:val="0563C1"/>
                   <w:u w:val="single"/>
                 </w:rPr>
                 <w:t xml:space="preserve">CANTRAIN</w:t>
@@ -9454,16 +10111,13 @@
               <w:spacing w:after="0"/>
               <w:jc w:val="left"/>
             </w:pPr>
-            <w:hyperlink w:history="1" r:id="rIdisqbiq7sny25zl3d9a_u0">
+            <w:hyperlink r:id="rId15">
               <w:r>
                 <w:rPr>
-                  <w:rFonts w:ascii="Arial" w:cs="Arial" w:eastAsia="Arial" w:hAnsi="Arial"/>
-                  <w:color w:val="2B9CE2"/>
-                  <w:sz w:val="14"/>
-                  <w:szCs w:val="14"/>
+                  <w:color w:val="0563C1"/>
                   <w:u w:val="single"/>
                 </w:rPr>
-                <w:t xml:space="preserve">Knowledge Hub</w:t>
+                <w:t xml:space="preserve">Knowledge Base</w:t>
               </w:r>
             </w:hyperlink>
           </w:p>
@@ -9790,13 +10444,10 @@
               <w:spacing w:after="0"/>
               <w:jc w:val="left"/>
             </w:pPr>
-            <w:hyperlink w:history="1" r:id="rIdk6wsvex4r3erizebwhysz">
+            <w:hyperlink r:id="rId11">
               <w:r>
                 <w:rPr>
-                  <w:rFonts w:ascii="Arial" w:cs="Arial" w:eastAsia="Arial" w:hAnsi="Arial"/>
-                  <w:color w:val="2B9CE2"/>
-                  <w:sz w:val="14"/>
-                  <w:szCs w:val="14"/>
+                  <w:color w:val="0563C1"/>
                   <w:u w:val="single"/>
                 </w:rPr>
                 <w:t xml:space="preserve">CANTRAIN</w:t>
@@ -10165,16 +10816,13 @@
               <w:spacing w:after="0"/>
               <w:jc w:val="left"/>
             </w:pPr>
-            <w:hyperlink w:history="1" r:id="rId_kxabq7gbtmdudhliguob">
+            <w:hyperlink r:id="rId16">
               <w:r>
                 <w:rPr>
-                  <w:rFonts w:ascii="Arial" w:cs="Arial" w:eastAsia="Arial" w:hAnsi="Arial"/>
-                  <w:color w:val="2B9CE2"/>
-                  <w:sz w:val="14"/>
-                  <w:szCs w:val="14"/>
+                  <w:color w:val="0563C1"/>
                   <w:u w:val="single"/>
                 </w:rPr>
-                <w:t xml:space="preserve">Knowledge Hub</w:t>
+                <w:t xml:space="preserve">Knowledge Base</w:t>
               </w:r>
             </w:hyperlink>
           </w:p>
@@ -10501,13 +11149,10 @@
               <w:spacing w:after="0"/>
               <w:jc w:val="left"/>
             </w:pPr>
-            <w:hyperlink w:history="1" r:id="rIdq7_axjhndb75_d4y9i3nw">
+            <w:hyperlink r:id="rId11">
               <w:r>
                 <w:rPr>
-                  <w:rFonts w:ascii="Arial" w:cs="Arial" w:eastAsia="Arial" w:hAnsi="Arial"/>
-                  <w:color w:val="2B9CE2"/>
-                  <w:sz w:val="14"/>
-                  <w:szCs w:val="14"/>
+                  <w:color w:val="0563C1"/>
                   <w:u w:val="single"/>
                 </w:rPr>
                 <w:t xml:space="preserve">CANTRAIN</w:t>
@@ -10850,7 +11495,7 @@
                 <w:sz w:val="14"/>
                 <w:szCs w:val="14"/>
               </w:rPr>
-              <w:t xml:space="preserve">Read: Protocol Deviations</w:t>
+              <w:t>Read: Reportable Events and Protocol Deviations</w:t>
             </w:r>
           </w:p>
         </w:tc>
@@ -10876,16 +11521,13 @@
               <w:spacing w:after="0"/>
               <w:jc w:val="left"/>
             </w:pPr>
-            <w:hyperlink w:history="1" r:id="rIdu3csgzdvnr4_mbva6fxw_">
+            <w:hyperlink r:id="rId17">
               <w:r>
                 <w:rPr>
-                  <w:rFonts w:ascii="Arial" w:cs="Arial" w:eastAsia="Arial" w:hAnsi="Arial"/>
-                  <w:color w:val="2B9CE2"/>
-                  <w:sz w:val="14"/>
-                  <w:szCs w:val="14"/>
+                  <w:color w:val="0563C1"/>
                   <w:u w:val="single"/>
                 </w:rPr>
-                <w:t xml:space="preserve">Knowledge Hub</w:t>
+                <w:t xml:space="preserve">Knowledge Base</w:t>
               </w:r>
             </w:hyperlink>
           </w:p>
@@ -11588,16 +12230,13 @@
               <w:spacing w:after="0"/>
               <w:jc w:val="left"/>
             </w:pPr>
-            <w:hyperlink w:history="1" r:id="rIdmhny30u4ccepnf_vflycb">
+            <w:hyperlink r:id="rId18">
               <w:r>
                 <w:rPr>
-                  <w:rFonts w:ascii="Arial" w:cs="Arial" w:eastAsia="Arial" w:hAnsi="Arial"/>
-                  <w:color w:val="2B9CE2"/>
-                  <w:sz w:val="14"/>
-                  <w:szCs w:val="14"/>
+                  <w:color w:val="0563C1"/>
                   <w:u w:val="single"/>
                 </w:rPr>
-                <w:t xml:space="preserve">Knowledge Hub</w:t>
+                <w:t xml:space="preserve">Knowledge Base</w:t>
               </w:r>
             </w:hyperlink>
           </w:p>
@@ -11922,16 +12561,13 @@
               <w:spacing w:after="0"/>
               <w:jc w:val="left"/>
             </w:pPr>
-            <w:hyperlink w:history="1" r:id="rIdtqi_uqqgpvsd8q5_sa1mh">
+            <w:hyperlink r:id="rId19">
               <w:r>
                 <w:rPr>
-                  <w:rFonts w:ascii="Arial" w:cs="Arial" w:eastAsia="Arial" w:hAnsi="Arial"/>
-                  <w:color w:val="2B9CE2"/>
-                  <w:sz w:val="14"/>
-                  <w:szCs w:val="14"/>
+                  <w:color w:val="0563C1"/>
                   <w:u w:val="single"/>
                 </w:rPr>
-                <w:t xml:space="preserve">Knowledge Hub</w:t>
+                <w:t xml:space="preserve">Knowledge Base</w:t>
               </w:r>
             </w:hyperlink>
           </w:p>
@@ -12007,6 +12643,337 @@
                 <w:szCs w:val="14"/>
               </w:rPr>
               <w:t xml:space="preserve">All</w:t>
+            </w:r>
+          </w:p>
+        </w:tc>
+        <w:tc>
+          <w:tcPr>
+            <w:tcW w:type="dxa" w:w="1100"/>
+            <w:tcBorders>
+              <w:top w:val="single" w:color="E0DFE6" w:sz="1"/>
+              <w:left w:val="single" w:color="E0DFE6" w:sz="1"/>
+              <w:bottom w:val="single" w:color="E0DFE6" w:sz="1"/>
+              <w:right w:val="single" w:color="E0DFE6" w:sz="1"/>
+            </w:tcBorders>
+            <w:tcMar>
+              <w:top w:type="dxa" w:w="50"/>
+              <w:left w:type="dxa" w:w="80"/>
+              <w:bottom w:type="dxa" w:w="50"/>
+              <w:right w:type="dxa" w:w="80"/>
+            </w:tcMar>
+            <w:vAlign w:val="top"/>
+          </w:tcPr>
+          <w:p>
+            <w:pPr>
+              <w:spacing w:after="0"/>
+              <w:jc w:val="left"/>
+            </w:pPr>
+            <w:r>
+              <w:rPr>
+                <w:rFonts w:ascii="Arial" w:cs="Arial" w:eastAsia="Arial" w:hAnsi="Arial"/>
+                <w:b w:val="false"/>
+                <w:bCs w:val="false"/>
+                <w:i w:val="false"/>
+                <w:iCs w:val="false"/>
+                <w:color w:val="474650"/>
+                <w:sz w:val="14"/>
+                <w:szCs w:val="14"/>
+              </w:rPr>
+              <w:t xml:space="preserve"/>
+            </w:r>
+          </w:p>
+        </w:tc>
+        <w:tc>
+          <w:tcPr>
+            <w:tcW w:type="dxa" w:w="1100"/>
+            <w:tcBorders>
+              <w:top w:val="single" w:color="E0DFE6" w:sz="1"/>
+              <w:left w:val="single" w:color="E0DFE6" w:sz="1"/>
+              <w:bottom w:val="single" w:color="E0DFE6" w:sz="1"/>
+              <w:right w:val="single" w:color="E0DFE6" w:sz="1"/>
+            </w:tcBorders>
+            <w:tcMar>
+              <w:top w:type="dxa" w:w="50"/>
+              <w:left w:type="dxa" w:w="80"/>
+              <w:bottom w:type="dxa" w:w="50"/>
+              <w:right w:type="dxa" w:w="80"/>
+            </w:tcMar>
+            <w:vAlign w:val="top"/>
+          </w:tcPr>
+          <w:p>
+            <w:pPr>
+              <w:spacing w:after="0"/>
+              <w:jc w:val="left"/>
+            </w:pPr>
+            <w:r>
+              <w:rPr>
+                <w:rFonts w:ascii="Arial" w:cs="Arial" w:eastAsia="Arial" w:hAnsi="Arial"/>
+                <w:b w:val="false"/>
+                <w:bCs w:val="false"/>
+                <w:i w:val="false"/>
+                <w:iCs w:val="false"/>
+                <w:color w:val="474650"/>
+                <w:sz w:val="14"/>
+                <w:szCs w:val="14"/>
+              </w:rPr>
+              <w:t xml:space="preserve"/>
+            </w:r>
+          </w:p>
+        </w:tc>
+        <w:tc>
+          <w:tcPr>
+            <w:tcW w:type="dxa" w:w="800"/>
+            <w:tcBorders>
+              <w:top w:val="single" w:color="E0DFE6" w:sz="1"/>
+              <w:left w:val="single" w:color="E0DFE6" w:sz="1"/>
+              <w:bottom w:val="single" w:color="E0DFE6" w:sz="1"/>
+              <w:right w:val="single" w:color="E0DFE6" w:sz="1"/>
+            </w:tcBorders>
+            <w:tcMar>
+              <w:top w:type="dxa" w:w="50"/>
+              <w:left w:type="dxa" w:w="80"/>
+              <w:bottom w:type="dxa" w:w="50"/>
+              <w:right w:type="dxa" w:w="80"/>
+            </w:tcMar>
+            <w:vAlign w:val="top"/>
+          </w:tcPr>
+          <w:p>
+            <w:pPr>
+              <w:spacing w:after="0"/>
+              <w:jc w:val="center"/>
+            </w:pPr>
+            <w:r>
+              <w:rPr>
+                <w:rFonts w:ascii="Arial" w:cs="Arial" w:eastAsia="Arial" w:hAnsi="Arial"/>
+                <w:b w:val="false"/>
+                <w:bCs w:val="false"/>
+                <w:i w:val="false"/>
+                <w:iCs w:val="false"/>
+                <w:color w:val="474650"/>
+                <w:sz w:val="14"/>
+                <w:szCs w:val="14"/>
+              </w:rPr>
+              <w:t xml:space="preserve"/>
+            </w:r>
+          </w:p>
+        </w:tc>
+        <w:tc>
+          <w:tcPr>
+            <w:tcW w:type="dxa" w:w="800"/>
+            <w:tcBorders>
+              <w:top w:val="single" w:color="E0DFE6" w:sz="1"/>
+              <w:left w:val="single" w:color="E0DFE6" w:sz="1"/>
+              <w:bottom w:val="single" w:color="E0DFE6" w:sz="1"/>
+              <w:right w:val="single" w:color="E0DFE6" w:sz="1"/>
+            </w:tcBorders>
+            <w:tcMar>
+              <w:top w:type="dxa" w:w="50"/>
+              <w:left w:type="dxa" w:w="80"/>
+              <w:bottom w:type="dxa" w:w="50"/>
+              <w:right w:type="dxa" w:w="80"/>
+            </w:tcMar>
+            <w:vAlign w:val="top"/>
+          </w:tcPr>
+          <w:p>
+            <w:pPr>
+              <w:spacing w:after="0"/>
+              <w:jc w:val="center"/>
+            </w:pPr>
+            <w:r>
+              <w:rPr>
+                <w:rFonts w:ascii="Arial" w:cs="Arial" w:eastAsia="Arial" w:hAnsi="Arial"/>
+                <w:b w:val="false"/>
+                <w:bCs w:val="false"/>
+                <w:i w:val="false"/>
+                <w:iCs w:val="false"/>
+                <w:color w:val="474650"/>
+                <w:sz w:val="14"/>
+                <w:szCs w:val="14"/>
+              </w:rPr>
+              <w:t xml:space="preserve"/>
+            </w:r>
+          </w:p>
+        </w:tc>
+        <w:tc>
+          <w:tcPr>
+            <w:tcW w:type="dxa" w:w="1080"/>
+            <w:tcBorders>
+              <w:top w:val="single" w:color="E0DFE6" w:sz="1"/>
+              <w:left w:val="single" w:color="E0DFE6" w:sz="1"/>
+              <w:bottom w:val="single" w:color="E0DFE6" w:sz="1"/>
+              <w:right w:val="single" w:color="E0DFE6" w:sz="1"/>
+            </w:tcBorders>
+            <w:tcMar>
+              <w:top w:type="dxa" w:w="50"/>
+              <w:left w:type="dxa" w:w="80"/>
+              <w:bottom w:type="dxa" w:w="50"/>
+              <w:right w:type="dxa" w:w="80"/>
+            </w:tcMar>
+            <w:vAlign w:val="top"/>
+          </w:tcPr>
+          <w:p>
+            <w:pPr>
+              <w:spacing w:after="0"/>
+              <w:jc w:val="left"/>
+            </w:pPr>
+            <w:r>
+              <w:rPr>
+                <w:rFonts w:ascii="Arial" w:cs="Arial" w:eastAsia="Arial" w:hAnsi="Arial"/>
+                <w:b w:val="false"/>
+                <w:bCs w:val="false"/>
+                <w:i w:val="false"/>
+                <w:iCs w:val="false"/>
+                <w:color w:val="474650"/>
+                <w:sz w:val="14"/>
+                <w:szCs w:val="14"/>
+              </w:rPr>
+              <w:t xml:space="preserve"/>
+            </w:r>
+          </w:p>
+        </w:tc>
+      </w:tr>
+      <w:tr>
+        <w:tc>
+          <w:tcPr>
+            <w:tcW w:type="dxa" w:w="4600"/>
+            <w:tcBorders>
+              <w:top w:val="single" w:color="E0DFE6" w:sz="1"/>
+              <w:left w:val="single" w:color="E0DFE6" w:sz="1"/>
+              <w:bottom w:val="single" w:color="E0DFE6" w:sz="1"/>
+              <w:right w:val="single" w:color="E0DFE6" w:sz="1"/>
+            </w:tcBorders>
+            <w:tcMar>
+              <w:top w:type="dxa" w:w="50"/>
+              <w:left w:type="dxa" w:w="80"/>
+              <w:bottom w:type="dxa" w:w="50"/>
+              <w:right w:type="dxa" w:w="80"/>
+            </w:tcMar>
+            <w:vAlign w:val="top"/>
+          </w:tcPr>
+          <w:p>
+            <w:pPr>
+              <w:spacing w:after="0"/>
+              <w:jc w:val="left"/>
+            </w:pPr>
+            <w:r>
+              <w:rPr>
+                <w:rFonts w:ascii="Arial" w:cs="Arial" w:eastAsia="Arial" w:hAnsi="Arial"/>
+                <w:b w:val="false"/>
+                <w:bCs w:val="false"/>
+                <w:i w:val="false"/>
+                <w:iCs w:val="false"/>
+                <w:color w:val="474650"/>
+                <w:sz w:val="14"/>
+                <w:szCs w:val="14"/>
+              </w:rPr>
+              <w:t xml:space="preserve">Review your study's ÉFVP approval letter and consent waiver conditions</w:t>
+            </w:r>
+          </w:p>
+        </w:tc>
+        <w:tc>
+          <w:tcPr>
+            <w:tcW w:type="dxa" w:w="2200"/>
+            <w:tcBorders>
+              <w:top w:val="single" w:color="E0DFE6" w:sz="1"/>
+              <w:left w:val="single" w:color="E0DFE6" w:sz="1"/>
+              <w:bottom w:val="single" w:color="E0DFE6" w:sz="1"/>
+              <w:right w:val="single" w:color="E0DFE6" w:sz="1"/>
+            </w:tcBorders>
+            <w:tcMar>
+              <w:top w:type="dxa" w:w="50"/>
+              <w:left w:type="dxa" w:w="80"/>
+              <w:bottom w:type="dxa" w:w="50"/>
+              <w:right w:type="dxa" w:w="80"/>
+            </w:tcMar>
+            <w:vAlign w:val="top"/>
+          </w:tcPr>
+          <w:p>
+            <w:pPr>
+              <w:spacing w:after="0"/>
+              <w:jc w:val="left"/>
+            </w:pPr>
+            <w:hyperlink r:id="rId19">
+              <w:r>
+                <w:rPr>
+                  <w:color w:val="0563C1"/>
+                  <w:u w:val="single"/>
+                </w:rPr>
+                <w:t xml:space="preserve">Knowledge Base</w:t>
+              </w:r>
+            </w:hyperlink>
+          </w:p>
+        </w:tc>
+        <w:tc>
+          <w:tcPr>
+            <w:tcW w:type="dxa" w:w="1200"/>
+            <w:tcBorders>
+              <w:top w:val="single" w:color="E0DFE6" w:sz="1"/>
+              <w:left w:val="single" w:color="E0DFE6" w:sz="1"/>
+              <w:bottom w:val="single" w:color="E0DFE6" w:sz="1"/>
+              <w:right w:val="single" w:color="E0DFE6" w:sz="1"/>
+            </w:tcBorders>
+            <w:tcMar>
+              <w:top w:type="dxa" w:w="50"/>
+              <w:left w:type="dxa" w:w="80"/>
+              <w:bottom w:type="dxa" w:w="50"/>
+              <w:right w:type="dxa" w:w="80"/>
+            </w:tcMar>
+            <w:vAlign w:val="top"/>
+          </w:tcPr>
+          <w:p>
+            <w:pPr>
+              <w:spacing w:after="0"/>
+              <w:jc w:val="center"/>
+            </w:pPr>
+            <w:r>
+              <w:rPr>
+                <w:rFonts w:ascii="Arial" w:cs="Arial" w:eastAsia="Arial" w:hAnsi="Arial"/>
+                <w:b w:val="false"/>
+                <w:bCs w:val="false"/>
+                <w:i w:val="false"/>
+                <w:iCs w:val="false"/>
+                <w:color w:val="474650"/>
+                <w:sz w:val="14"/>
+                <w:szCs w:val="14"/>
+              </w:rPr>
+              <w:t xml:space="preserve">Discussion</w:t>
+            </w:r>
+          </w:p>
+        </w:tc>
+        <w:tc>
+          <w:tcPr>
+            <w:tcW w:type="dxa" w:w="800"/>
+            <w:tcBorders>
+              <w:top w:val="single" w:color="E0DFE6" w:sz="1"/>
+              <w:left w:val="single" w:color="E0DFE6" w:sz="1"/>
+              <w:bottom w:val="single" w:color="E0DFE6" w:sz="1"/>
+              <w:right w:val="single" w:color="E0DFE6" w:sz="1"/>
+            </w:tcBorders>
+            <w:tcMar>
+              <w:top w:type="dxa" w:w="50"/>
+              <w:left w:type="dxa" w:w="80"/>
+              <w:bottom w:type="dxa" w:w="50"/>
+              <w:right w:type="dxa" w:w="80"/>
+            </w:tcMar>
+            <w:vAlign w:val="top"/>
+          </w:tcPr>
+          <w:p>
+            <w:pPr>
+              <w:spacing w:after="0"/>
+              <w:jc w:val="center"/>
+            </w:pPr>
+            <w:r>
+              <w:rPr>
+                <w:rFonts w:ascii="Arial" w:cs="Arial" w:eastAsia="Arial" w:hAnsi="Arial"/>
+                <w:b w:val="false"/>
+                <w:bCs w:val="false"/>
+                <w:i w:val="false"/>
+                <w:iCs w:val="false"/>
+                <w:color w:val="474650"/>
+                <w:sz w:val="14"/>
+                <w:szCs w:val="14"/>
+              </w:rPr>
+              <w:t xml:space="preserve">V</w:t>
             </w:r>
           </w:p>
         </w:tc>
@@ -12292,16 +13259,13 @@
               <w:spacing w:after="0"/>
               <w:jc w:val="left"/>
             </w:pPr>
-            <w:hyperlink w:history="1" r:id="rIdjbl_cky6cufbcr-cfhety">
+            <w:hyperlink r:id="rId20">
               <w:r>
                 <w:rPr>
-                  <w:rFonts w:ascii="Arial" w:cs="Arial" w:eastAsia="Arial" w:hAnsi="Arial"/>
-                  <w:color w:val="2B9CE2"/>
-                  <w:sz w:val="14"/>
-                  <w:szCs w:val="14"/>
+                  <w:color w:val="0563C1"/>
                   <w:u w:val="single"/>
                 </w:rPr>
-                <w:t xml:space="preserve">Knowledge Hub</w:t>
+                <w:t xml:space="preserve">Knowledge Base</w:t>
               </w:r>
             </w:hyperlink>
           </w:p>
@@ -12940,17 +13904,20 @@
             <w:pPr>
               <w:spacing w:after="40"/>
             </w:pPr>
-            <w:r>
-              <w:rPr>
-                <w:rFonts w:ascii="Arial" w:cs="Arial" w:eastAsia="Arial" w:hAnsi="Arial"/>
-                <w:b/>
-                <w:bCs/>
-                <w:color w:val="150E51"/>
-                <w:sz w:val="16"/>
-                <w:szCs w:val="16"/>
-              </w:rPr>
-              <w:t xml:space="preserve">Phase 5 — Ongoing Professional Development</w:t>
-            </w:r>
+            <w:hyperlink r:id="rId21">
+              <w:r>
+                <w:rPr>
+                  <w:color w:val="0563C1"/>
+                  <w:u w:val="single"/>
+                  <w:sz w:val="16"/>
+                  <w:szCs w:val="16"/>
+                  <w:rFonts w:ascii="Arial" w:hAnsi="Arial"/>
+                </w:rPr>
+                <w:t xml:space="preserve">Phase 5 — Ongoing Professional Development
+Learning objective: The CRC pursues continuous learning and maintains certifications.
+Teaching method: E-learning (CANTRAIN), practice (Learning Lab), peer learning</w:t>
+              </w:r>
+            </w:hyperlink>
           </w:p>
           <w:p>
             <w:pPr>
@@ -13063,13 +14030,10 @@
               <w:spacing w:after="0"/>
               <w:jc w:val="left"/>
             </w:pPr>
-            <w:hyperlink w:history="1" r:id="rIdw7cb_mduwmo85d8jcuisl">
+            <w:hyperlink r:id="rId21">
               <w:r>
                 <w:rPr>
-                  <w:rFonts w:ascii="Arial" w:cs="Arial" w:eastAsia="Arial" w:hAnsi="Arial"/>
-                  <w:color w:val="2B9CE2"/>
-                  <w:sz w:val="14"/>
-                  <w:szCs w:val="14"/>
+                  <w:color w:val="0563C1"/>
                   <w:u w:val="single"/>
                 </w:rPr>
                 <w:t xml:space="preserve">Learning Lab</w:t>
@@ -13456,6 +14420,1035 @@
                 <w:szCs w:val="14"/>
               </w:rPr>
               <w:t xml:space="preserve">Study + exam</w:t>
+            </w:r>
+          </w:p>
+        </w:tc>
+        <w:tc>
+          <w:tcPr>
+            <w:tcW w:type="dxa" w:w="800"/>
+            <w:tcBorders>
+              <w:top w:val="single" w:color="E0DFE6" w:sz="1"/>
+              <w:left w:val="single" w:color="E0DFE6" w:sz="1"/>
+              <w:bottom w:val="single" w:color="E0DFE6" w:sz="1"/>
+              <w:right w:val="single" w:color="E0DFE6" w:sz="1"/>
+            </w:tcBorders>
+            <w:shd w:fill="F8F8F8" w:val="clear"/>
+            <w:tcMar>
+              <w:top w:type="dxa" w:w="50"/>
+              <w:left w:type="dxa" w:w="80"/>
+              <w:bottom w:type="dxa" w:w="50"/>
+              <w:right w:type="dxa" w:w="80"/>
+            </w:tcMar>
+            <w:vAlign w:val="top"/>
+          </w:tcPr>
+          <w:p>
+            <w:pPr>
+              <w:spacing w:after="0"/>
+              <w:jc w:val="center"/>
+            </w:pPr>
+            <w:r>
+              <w:rPr>
+                <w:rFonts w:ascii="Arial" w:cs="Arial" w:eastAsia="Arial" w:hAnsi="Arial"/>
+                <w:b w:val="false"/>
+                <w:bCs w:val="false"/>
+                <w:i w:val="false"/>
+                <w:iCs w:val="false"/>
+                <w:color w:val="474650"/>
+                <w:sz w:val="14"/>
+                <w:szCs w:val="14"/>
+              </w:rPr>
+              <w:t xml:space="preserve">All</w:t>
+            </w:r>
+          </w:p>
+        </w:tc>
+        <w:tc>
+          <w:tcPr>
+            <w:tcW w:type="dxa" w:w="1100"/>
+            <w:tcBorders>
+              <w:top w:val="single" w:color="E0DFE6" w:sz="1"/>
+              <w:left w:val="single" w:color="E0DFE6" w:sz="1"/>
+              <w:bottom w:val="single" w:color="E0DFE6" w:sz="1"/>
+              <w:right w:val="single" w:color="E0DFE6" w:sz="1"/>
+            </w:tcBorders>
+            <w:shd w:fill="F8F8F8" w:val="clear"/>
+            <w:tcMar>
+              <w:top w:type="dxa" w:w="50"/>
+              <w:left w:type="dxa" w:w="80"/>
+              <w:bottom w:type="dxa" w:w="50"/>
+              <w:right w:type="dxa" w:w="80"/>
+            </w:tcMar>
+            <w:vAlign w:val="top"/>
+          </w:tcPr>
+          <w:p>
+            <w:pPr>
+              <w:spacing w:after="0"/>
+              <w:jc w:val="left"/>
+            </w:pPr>
+            <w:r>
+              <w:rPr>
+                <w:rFonts w:ascii="Arial" w:cs="Arial" w:eastAsia="Arial" w:hAnsi="Arial"/>
+                <w:b w:val="false"/>
+                <w:bCs w:val="false"/>
+                <w:i w:val="false"/>
+                <w:iCs w:val="false"/>
+                <w:color w:val="474650"/>
+                <w:sz w:val="14"/>
+                <w:szCs w:val="14"/>
+              </w:rPr>
+              <w:t xml:space="preserve"/>
+            </w:r>
+          </w:p>
+        </w:tc>
+        <w:tc>
+          <w:tcPr>
+            <w:tcW w:type="dxa" w:w="1100"/>
+            <w:tcBorders>
+              <w:top w:val="single" w:color="E0DFE6" w:sz="1"/>
+              <w:left w:val="single" w:color="E0DFE6" w:sz="1"/>
+              <w:bottom w:val="single" w:color="E0DFE6" w:sz="1"/>
+              <w:right w:val="single" w:color="E0DFE6" w:sz="1"/>
+            </w:tcBorders>
+            <w:shd w:fill="F8F8F8" w:val="clear"/>
+            <w:tcMar>
+              <w:top w:type="dxa" w:w="50"/>
+              <w:left w:type="dxa" w:w="80"/>
+              <w:bottom w:type="dxa" w:w="50"/>
+              <w:right w:type="dxa" w:w="80"/>
+            </w:tcMar>
+            <w:vAlign w:val="top"/>
+          </w:tcPr>
+          <w:p>
+            <w:pPr>
+              <w:spacing w:after="0"/>
+              <w:jc w:val="left"/>
+            </w:pPr>
+            <w:r>
+              <w:rPr>
+                <w:rFonts w:ascii="Arial" w:cs="Arial" w:eastAsia="Arial" w:hAnsi="Arial"/>
+                <w:b w:val="false"/>
+                <w:bCs w:val="false"/>
+                <w:i w:val="false"/>
+                <w:iCs w:val="false"/>
+                <w:color w:val="474650"/>
+                <w:sz w:val="14"/>
+                <w:szCs w:val="14"/>
+              </w:rPr>
+              <w:t xml:space="preserve"/>
+            </w:r>
+          </w:p>
+        </w:tc>
+        <w:tc>
+          <w:tcPr>
+            <w:tcW w:type="dxa" w:w="800"/>
+            <w:tcBorders>
+              <w:top w:val="single" w:color="E0DFE6" w:sz="1"/>
+              <w:left w:val="single" w:color="E0DFE6" w:sz="1"/>
+              <w:bottom w:val="single" w:color="E0DFE6" w:sz="1"/>
+              <w:right w:val="single" w:color="E0DFE6" w:sz="1"/>
+            </w:tcBorders>
+            <w:shd w:fill="F8F8F8" w:val="clear"/>
+            <w:tcMar>
+              <w:top w:type="dxa" w:w="50"/>
+              <w:left w:type="dxa" w:w="80"/>
+              <w:bottom w:type="dxa" w:w="50"/>
+              <w:right w:type="dxa" w:w="80"/>
+            </w:tcMar>
+            <w:vAlign w:val="top"/>
+          </w:tcPr>
+          <w:p>
+            <w:pPr>
+              <w:spacing w:after="0"/>
+              <w:jc w:val="center"/>
+            </w:pPr>
+            <w:r>
+              <w:rPr>
+                <w:rFonts w:ascii="Arial" w:cs="Arial" w:eastAsia="Arial" w:hAnsi="Arial"/>
+                <w:b w:val="false"/>
+                <w:bCs w:val="false"/>
+                <w:i w:val="false"/>
+                <w:iCs w:val="false"/>
+                <w:color w:val="474650"/>
+                <w:sz w:val="14"/>
+                <w:szCs w:val="14"/>
+              </w:rPr>
+              <w:t xml:space="preserve"/>
+            </w:r>
+          </w:p>
+        </w:tc>
+        <w:tc>
+          <w:tcPr>
+            <w:tcW w:type="dxa" w:w="800"/>
+            <w:tcBorders>
+              <w:top w:val="single" w:color="E0DFE6" w:sz="1"/>
+              <w:left w:val="single" w:color="E0DFE6" w:sz="1"/>
+              <w:bottom w:val="single" w:color="E0DFE6" w:sz="1"/>
+              <w:right w:val="single" w:color="E0DFE6" w:sz="1"/>
+            </w:tcBorders>
+            <w:shd w:fill="F8F8F8" w:val="clear"/>
+            <w:tcMar>
+              <w:top w:type="dxa" w:w="50"/>
+              <w:left w:type="dxa" w:w="80"/>
+              <w:bottom w:type="dxa" w:w="50"/>
+              <w:right w:type="dxa" w:w="80"/>
+            </w:tcMar>
+            <w:vAlign w:val="top"/>
+          </w:tcPr>
+          <w:p>
+            <w:pPr>
+              <w:spacing w:after="0"/>
+              <w:jc w:val="center"/>
+            </w:pPr>
+            <w:r>
+              <w:rPr>
+                <w:rFonts w:ascii="Arial" w:cs="Arial" w:eastAsia="Arial" w:hAnsi="Arial"/>
+                <w:b w:val="false"/>
+                <w:bCs w:val="false"/>
+                <w:i w:val="false"/>
+                <w:iCs w:val="false"/>
+                <w:color w:val="474650"/>
+                <w:sz w:val="14"/>
+                <w:szCs w:val="14"/>
+              </w:rPr>
+              <w:t xml:space="preserve"/>
+            </w:r>
+          </w:p>
+        </w:tc>
+        <w:tc>
+          <w:tcPr>
+            <w:tcW w:type="dxa" w:w="1080"/>
+            <w:tcBorders>
+              <w:top w:val="single" w:color="E0DFE6" w:sz="1"/>
+              <w:left w:val="single" w:color="E0DFE6" w:sz="1"/>
+              <w:bottom w:val="single" w:color="E0DFE6" w:sz="1"/>
+              <w:right w:val="single" w:color="E0DFE6" w:sz="1"/>
+            </w:tcBorders>
+            <w:shd w:fill="F8F8F8" w:val="clear"/>
+            <w:tcMar>
+              <w:top w:type="dxa" w:w="50"/>
+              <w:left w:type="dxa" w:w="80"/>
+              <w:bottom w:type="dxa" w:w="50"/>
+              <w:right w:type="dxa" w:w="80"/>
+            </w:tcMar>
+            <w:vAlign w:val="top"/>
+          </w:tcPr>
+          <w:p>
+            <w:pPr>
+              <w:spacing w:after="0"/>
+              <w:jc w:val="left"/>
+            </w:pPr>
+            <w:r>
+              <w:rPr>
+                <w:rFonts w:ascii="Arial" w:cs="Arial" w:eastAsia="Arial" w:hAnsi="Arial"/>
+                <w:b w:val="false"/>
+                <w:bCs w:val="false"/>
+                <w:i w:val="false"/>
+                <w:iCs w:val="false"/>
+                <w:color w:val="474650"/>
+                <w:sz w:val="14"/>
+                <w:szCs w:val="14"/>
+              </w:rPr>
+              <w:t xml:space="preserve"/>
+            </w:r>
+          </w:p>
+        </w:tc>
+      </w:tr>
+      <w:tr>
+        <w:tc>
+          <w:tcPr>
+            <w:tcW w:type="dxa" w:w="4600"/>
+            <w:tcBorders>
+              <w:top w:val="single" w:color="E0DFE6" w:sz="1"/>
+              <w:left w:val="single" w:color="E0DFE6" w:sz="1"/>
+              <w:bottom w:val="single" w:color="E0DFE6" w:sz="1"/>
+              <w:right w:val="single" w:color="E0DFE6" w:sz="1"/>
+            </w:tcBorders>
+            <w:shd w:fill="F8F8F8" w:val="clear"/>
+            <w:tcMar>
+              <w:top w:type="dxa" w:w="50"/>
+              <w:left w:type="dxa" w:w="80"/>
+              <w:bottom w:type="dxa" w:w="50"/>
+              <w:right w:type="dxa" w:w="80"/>
+            </w:tcMar>
+            <w:vAlign w:val="top"/>
+          </w:tcPr>
+          <w:p>
+            <w:pPr>
+              <w:spacing w:after="0"/>
+              <w:jc w:val="left"/>
+            </w:pPr>
+            <w:r>
+              <w:rPr>
+                <w:rFonts w:ascii="Arial" w:cs="Arial" w:eastAsia="Arial" w:hAnsi="Arial"/>
+                <w:b w:val="false"/>
+                <w:bCs w:val="false"/>
+                <w:i/>
+                <w:iCs/>
+                <w:color w:val="474650"/>
+                <w:sz w:val="14"/>
+                <w:szCs w:val="14"/>
+              </w:rPr>
+              <w:t xml:space="preserve">CANTRAIN: Bootcamp CRP Program (core courses)</w:t>
+            </w:r>
+          </w:p>
+        </w:tc>
+        <w:tc>
+          <w:tcPr>
+            <w:tcW w:type="dxa" w:w="2200"/>
+            <w:tcBorders>
+              <w:top w:val="single" w:color="E0DFE6" w:sz="1"/>
+              <w:left w:val="single" w:color="E0DFE6" w:sz="1"/>
+              <w:bottom w:val="single" w:color="E0DFE6" w:sz="1"/>
+              <w:right w:val="single" w:color="E0DFE6" w:sz="1"/>
+            </w:tcBorders>
+            <w:shd w:fill="F8F8F8" w:val="clear"/>
+            <w:tcMar>
+              <w:top w:type="dxa" w:w="50"/>
+              <w:left w:type="dxa" w:w="80"/>
+              <w:bottom w:type="dxa" w:w="50"/>
+              <w:right w:type="dxa" w:w="80"/>
+            </w:tcMar>
+            <w:vAlign w:val="top"/>
+          </w:tcPr>
+          <w:p>
+            <w:pPr>
+              <w:spacing w:after="0"/>
+              <w:jc w:val="left"/>
+            </w:pPr>
+            <w:hyperlink r:id="rId11">
+              <w:r>
+                <w:rPr>
+                  <w:color w:val="0563C1"/>
+                  <w:u w:val="single"/>
+                  <w:sz w:val="14"/>
+                  <w:szCs w:val="14"/>
+                  <w:rFonts w:ascii="Arial" w:hAnsi="Arial"/>
+                </w:rPr>
+                <w:t xml:space="preserve">CANTRAIN</w:t>
+              </w:r>
+            </w:hyperlink>
+          </w:p>
+        </w:tc>
+        <w:tc>
+          <w:tcPr>
+            <w:tcW w:type="dxa" w:w="1200"/>
+            <w:tcBorders>
+              <w:top w:val="single" w:color="E0DFE6" w:sz="1"/>
+              <w:left w:val="single" w:color="E0DFE6" w:sz="1"/>
+              <w:bottom w:val="single" w:color="E0DFE6" w:sz="1"/>
+              <w:right w:val="single" w:color="E0DFE6" w:sz="1"/>
+            </w:tcBorders>
+            <w:shd w:fill="F8F8F8" w:val="clear"/>
+            <w:tcMar>
+              <w:top w:type="dxa" w:w="50"/>
+              <w:left w:type="dxa" w:w="80"/>
+              <w:bottom w:type="dxa" w:w="50"/>
+              <w:right w:type="dxa" w:w="80"/>
+            </w:tcMar>
+            <w:vAlign w:val="top"/>
+          </w:tcPr>
+          <w:p>
+            <w:pPr>
+              <w:spacing w:after="0"/>
+              <w:jc w:val="center"/>
+            </w:pPr>
+            <w:r>
+              <w:rPr>
+                <w:rFonts w:ascii="Arial" w:cs="Arial" w:eastAsia="Arial" w:hAnsi="Arial"/>
+                <w:b w:val="false"/>
+                <w:bCs w:val="false"/>
+                <w:i w:val="false"/>
+                <w:iCs w:val="false"/>
+                <w:color w:val="474650"/>
+                <w:sz w:val="14"/>
+                <w:szCs w:val="14"/>
+              </w:rPr>
+              <w:t xml:space="preserve">E-learning</w:t>
+            </w:r>
+          </w:p>
+        </w:tc>
+        <w:tc>
+          <w:tcPr>
+            <w:tcW w:type="dxa" w:w="800"/>
+            <w:tcBorders>
+              <w:top w:val="single" w:color="E0DFE6" w:sz="1"/>
+              <w:left w:val="single" w:color="E0DFE6" w:sz="1"/>
+              <w:bottom w:val="single" w:color="E0DFE6" w:sz="1"/>
+              <w:right w:val="single" w:color="E0DFE6" w:sz="1"/>
+            </w:tcBorders>
+            <w:shd w:fill="F8F8F8" w:val="clear"/>
+            <w:tcMar>
+              <w:top w:type="dxa" w:w="50"/>
+              <w:left w:type="dxa" w:w="80"/>
+              <w:bottom w:type="dxa" w:w="50"/>
+              <w:right w:type="dxa" w:w="80"/>
+            </w:tcMar>
+            <w:vAlign w:val="top"/>
+          </w:tcPr>
+          <w:p>
+            <w:pPr>
+              <w:spacing w:after="0"/>
+              <w:jc w:val="center"/>
+            </w:pPr>
+            <w:r>
+              <w:rPr>
+                <w:rFonts w:ascii="Arial" w:cs="Arial" w:eastAsia="Arial" w:hAnsi="Arial"/>
+                <w:b w:val="false"/>
+                <w:bCs w:val="false"/>
+                <w:i w:val="false"/>
+                <w:iCs w:val="false"/>
+                <w:color w:val="474650"/>
+                <w:sz w:val="14"/>
+                <w:szCs w:val="14"/>
+              </w:rPr>
+              <w:t xml:space="preserve">All</w:t>
+            </w:r>
+          </w:p>
+        </w:tc>
+        <w:tc>
+          <w:tcPr>
+            <w:tcW w:type="dxa" w:w="1100"/>
+            <w:tcBorders>
+              <w:top w:val="single" w:color="E0DFE6" w:sz="1"/>
+              <w:left w:val="single" w:color="E0DFE6" w:sz="1"/>
+              <w:bottom w:val="single" w:color="E0DFE6" w:sz="1"/>
+              <w:right w:val="single" w:color="E0DFE6" w:sz="1"/>
+            </w:tcBorders>
+            <w:shd w:fill="F8F8F8" w:val="clear"/>
+            <w:tcMar>
+              <w:top w:type="dxa" w:w="50"/>
+              <w:left w:type="dxa" w:w="80"/>
+              <w:bottom w:type="dxa" w:w="50"/>
+              <w:right w:type="dxa" w:w="80"/>
+            </w:tcMar>
+            <w:vAlign w:val="top"/>
+          </w:tcPr>
+          <w:p>
+            <w:pPr>
+              <w:spacing w:after="0"/>
+              <w:jc w:val="left"/>
+            </w:pPr>
+            <w:r>
+              <w:rPr>
+                <w:rFonts w:ascii="Arial" w:cs="Arial" w:eastAsia="Arial" w:hAnsi="Arial"/>
+                <w:b w:val="false"/>
+                <w:bCs w:val="false"/>
+                <w:i w:val="false"/>
+                <w:iCs w:val="false"/>
+                <w:color w:val="474650"/>
+                <w:sz w:val="14"/>
+                <w:szCs w:val="14"/>
+              </w:rPr>
+              <w:t xml:space="preserve"/>
+            </w:r>
+          </w:p>
+        </w:tc>
+        <w:tc>
+          <w:tcPr>
+            <w:tcW w:type="dxa" w:w="1100"/>
+            <w:tcBorders>
+              <w:top w:val="single" w:color="E0DFE6" w:sz="1"/>
+              <w:left w:val="single" w:color="E0DFE6" w:sz="1"/>
+              <w:bottom w:val="single" w:color="E0DFE6" w:sz="1"/>
+              <w:right w:val="single" w:color="E0DFE6" w:sz="1"/>
+            </w:tcBorders>
+            <w:shd w:fill="F8F8F8" w:val="clear"/>
+            <w:tcMar>
+              <w:top w:type="dxa" w:w="50"/>
+              <w:left w:type="dxa" w:w="80"/>
+              <w:bottom w:type="dxa" w:w="50"/>
+              <w:right w:type="dxa" w:w="80"/>
+            </w:tcMar>
+            <w:vAlign w:val="top"/>
+          </w:tcPr>
+          <w:p>
+            <w:pPr>
+              <w:spacing w:after="0"/>
+              <w:jc w:val="left"/>
+            </w:pPr>
+            <w:r>
+              <w:rPr>
+                <w:rFonts w:ascii="Arial" w:cs="Arial" w:eastAsia="Arial" w:hAnsi="Arial"/>
+                <w:b w:val="false"/>
+                <w:bCs w:val="false"/>
+                <w:i w:val="false"/>
+                <w:iCs w:val="false"/>
+                <w:color w:val="474650"/>
+                <w:sz w:val="14"/>
+                <w:szCs w:val="14"/>
+              </w:rPr>
+              <w:t xml:space="preserve"/>
+            </w:r>
+          </w:p>
+        </w:tc>
+        <w:tc>
+          <w:tcPr>
+            <w:tcW w:type="dxa" w:w="800"/>
+            <w:tcBorders>
+              <w:top w:val="single" w:color="E0DFE6" w:sz="1"/>
+              <w:left w:val="single" w:color="E0DFE6" w:sz="1"/>
+              <w:bottom w:val="single" w:color="E0DFE6" w:sz="1"/>
+              <w:right w:val="single" w:color="E0DFE6" w:sz="1"/>
+            </w:tcBorders>
+            <w:shd w:fill="F8F8F8" w:val="clear"/>
+            <w:tcMar>
+              <w:top w:type="dxa" w:w="50"/>
+              <w:left w:type="dxa" w:w="80"/>
+              <w:bottom w:type="dxa" w:w="50"/>
+              <w:right w:type="dxa" w:w="80"/>
+            </w:tcMar>
+            <w:vAlign w:val="top"/>
+          </w:tcPr>
+          <w:p>
+            <w:pPr>
+              <w:spacing w:after="0"/>
+              <w:jc w:val="center"/>
+            </w:pPr>
+            <w:r>
+              <w:rPr>
+                <w:rFonts w:ascii="Arial" w:cs="Arial" w:eastAsia="Arial" w:hAnsi="Arial"/>
+                <w:b w:val="false"/>
+                <w:bCs w:val="false"/>
+                <w:i w:val="false"/>
+                <w:iCs w:val="false"/>
+                <w:color w:val="474650"/>
+                <w:sz w:val="14"/>
+                <w:szCs w:val="14"/>
+              </w:rPr>
+              <w:t xml:space="preserve"/>
+            </w:r>
+          </w:p>
+        </w:tc>
+        <w:tc>
+          <w:tcPr>
+            <w:tcW w:type="dxa" w:w="800"/>
+            <w:tcBorders>
+              <w:top w:val="single" w:color="E0DFE6" w:sz="1"/>
+              <w:left w:val="single" w:color="E0DFE6" w:sz="1"/>
+              <w:bottom w:val="single" w:color="E0DFE6" w:sz="1"/>
+              <w:right w:val="single" w:color="E0DFE6" w:sz="1"/>
+            </w:tcBorders>
+            <w:shd w:fill="F8F8F8" w:val="clear"/>
+            <w:tcMar>
+              <w:top w:type="dxa" w:w="50"/>
+              <w:left w:type="dxa" w:w="80"/>
+              <w:bottom w:type="dxa" w:w="50"/>
+              <w:right w:type="dxa" w:w="80"/>
+            </w:tcMar>
+            <w:vAlign w:val="top"/>
+          </w:tcPr>
+          <w:p>
+            <w:pPr>
+              <w:spacing w:after="0"/>
+              <w:jc w:val="center"/>
+            </w:pPr>
+            <w:r>
+              <w:rPr>
+                <w:rFonts w:ascii="Arial" w:cs="Arial" w:eastAsia="Arial" w:hAnsi="Arial"/>
+                <w:b w:val="false"/>
+                <w:bCs w:val="false"/>
+                <w:i w:val="false"/>
+                <w:iCs w:val="false"/>
+                <w:color w:val="474650"/>
+                <w:sz w:val="14"/>
+                <w:szCs w:val="14"/>
+              </w:rPr>
+              <w:t xml:space="preserve"/>
+            </w:r>
+          </w:p>
+        </w:tc>
+        <w:tc>
+          <w:tcPr>
+            <w:tcW w:type="dxa" w:w="1080"/>
+            <w:tcBorders>
+              <w:top w:val="single" w:color="E0DFE6" w:sz="1"/>
+              <w:left w:val="single" w:color="E0DFE6" w:sz="1"/>
+              <w:bottom w:val="single" w:color="E0DFE6" w:sz="1"/>
+              <w:right w:val="single" w:color="E0DFE6" w:sz="1"/>
+            </w:tcBorders>
+            <w:shd w:fill="F8F8F8" w:val="clear"/>
+            <w:tcMar>
+              <w:top w:type="dxa" w:w="50"/>
+              <w:left w:type="dxa" w:w="80"/>
+              <w:bottom w:type="dxa" w:w="50"/>
+              <w:right w:type="dxa" w:w="80"/>
+            </w:tcMar>
+            <w:vAlign w:val="top"/>
+          </w:tcPr>
+          <w:p>
+            <w:pPr>
+              <w:spacing w:after="0"/>
+              <w:jc w:val="left"/>
+            </w:pPr>
+            <w:r>
+              <w:rPr>
+                <w:rFonts w:ascii="Arial" w:cs="Arial" w:eastAsia="Arial" w:hAnsi="Arial"/>
+                <w:b w:val="false"/>
+                <w:bCs w:val="false"/>
+                <w:i w:val="false"/>
+                <w:iCs w:val="false"/>
+                <w:color w:val="474650"/>
+                <w:sz w:val="14"/>
+                <w:szCs w:val="14"/>
+              </w:rPr>
+              <w:t xml:space="preserve"/>
+            </w:r>
+          </w:p>
+        </w:tc>
+      </w:tr>
+      <w:tr>
+        <w:tc>
+          <w:tcPr>
+            <w:tcW w:type="dxa" w:w="4600"/>
+            <w:tcBorders>
+              <w:top w:val="single" w:color="E0DFE6" w:sz="1"/>
+              <w:left w:val="single" w:color="E0DFE6" w:sz="1"/>
+              <w:bottom w:val="single" w:color="E0DFE6" w:sz="1"/>
+              <w:right w:val="single" w:color="E0DFE6" w:sz="1"/>
+            </w:tcBorders>
+            <w:shd w:fill="F8F8F8" w:val="clear"/>
+            <w:tcMar>
+              <w:top w:type="dxa" w:w="50"/>
+              <w:left w:type="dxa" w:w="80"/>
+              <w:bottom w:type="dxa" w:w="50"/>
+              <w:right w:type="dxa" w:w="80"/>
+            </w:tcMar>
+            <w:vAlign w:val="top"/>
+          </w:tcPr>
+          <w:p>
+            <w:pPr>
+              <w:spacing w:after="0"/>
+              <w:jc w:val="left"/>
+            </w:pPr>
+            <w:r>
+              <w:rPr>
+                <w:rFonts w:ascii="Arial" w:cs="Arial" w:eastAsia="Arial" w:hAnsi="Arial"/>
+                <w:b w:val="false"/>
+                <w:bCs w:val="false"/>
+                <w:i/>
+                <w:iCs/>
+                <w:color w:val="474650"/>
+                <w:sz w:val="14"/>
+                <w:szCs w:val="14"/>
+              </w:rPr>
+              <w:t xml:space="preserve">CANTRAIN: Quality Essentials for Site Teams</w:t>
+            </w:r>
+          </w:p>
+        </w:tc>
+        <w:tc>
+          <w:tcPr>
+            <w:tcW w:type="dxa" w:w="2200"/>
+            <w:tcBorders>
+              <w:top w:val="single" w:color="E0DFE6" w:sz="1"/>
+              <w:left w:val="single" w:color="E0DFE6" w:sz="1"/>
+              <w:bottom w:val="single" w:color="E0DFE6" w:sz="1"/>
+              <w:right w:val="single" w:color="E0DFE6" w:sz="1"/>
+            </w:tcBorders>
+            <w:shd w:fill="F8F8F8" w:val="clear"/>
+            <w:tcMar>
+              <w:top w:type="dxa" w:w="50"/>
+              <w:left w:type="dxa" w:w="80"/>
+              <w:bottom w:type="dxa" w:w="50"/>
+              <w:right w:type="dxa" w:w="80"/>
+            </w:tcMar>
+            <w:vAlign w:val="top"/>
+          </w:tcPr>
+          <w:p>
+            <w:pPr>
+              <w:spacing w:after="0"/>
+              <w:jc w:val="left"/>
+            </w:pPr>
+            <w:hyperlink r:id="rId11">
+              <w:r>
+                <w:rPr>
+                  <w:color w:val="0563C1"/>
+                  <w:u w:val="single"/>
+                  <w:sz w:val="14"/>
+                  <w:szCs w:val="14"/>
+                  <w:rFonts w:ascii="Arial" w:hAnsi="Arial"/>
+                </w:rPr>
+                <w:t xml:space="preserve">CANTRAIN</w:t>
+              </w:r>
+            </w:hyperlink>
+          </w:p>
+        </w:tc>
+        <w:tc>
+          <w:tcPr>
+            <w:tcW w:type="dxa" w:w="1200"/>
+            <w:tcBorders>
+              <w:top w:val="single" w:color="E0DFE6" w:sz="1"/>
+              <w:left w:val="single" w:color="E0DFE6" w:sz="1"/>
+              <w:bottom w:val="single" w:color="E0DFE6" w:sz="1"/>
+              <w:right w:val="single" w:color="E0DFE6" w:sz="1"/>
+            </w:tcBorders>
+            <w:shd w:fill="F8F8F8" w:val="clear"/>
+            <w:tcMar>
+              <w:top w:type="dxa" w:w="50"/>
+              <w:left w:type="dxa" w:w="80"/>
+              <w:bottom w:type="dxa" w:w="50"/>
+              <w:right w:type="dxa" w:w="80"/>
+            </w:tcMar>
+            <w:vAlign w:val="top"/>
+          </w:tcPr>
+          <w:p>
+            <w:pPr>
+              <w:spacing w:after="0"/>
+              <w:jc w:val="center"/>
+            </w:pPr>
+            <w:r>
+              <w:rPr>
+                <w:rFonts w:ascii="Arial" w:cs="Arial" w:eastAsia="Arial" w:hAnsi="Arial"/>
+                <w:b w:val="false"/>
+                <w:bCs w:val="false"/>
+                <w:i w:val="false"/>
+                <w:iCs w:val="false"/>
+                <w:color w:val="474650"/>
+                <w:sz w:val="14"/>
+                <w:szCs w:val="14"/>
+              </w:rPr>
+              <w:t xml:space="preserve">E-learning</w:t>
+            </w:r>
+          </w:p>
+        </w:tc>
+        <w:tc>
+          <w:tcPr>
+            <w:tcW w:type="dxa" w:w="800"/>
+            <w:tcBorders>
+              <w:top w:val="single" w:color="E0DFE6" w:sz="1"/>
+              <w:left w:val="single" w:color="E0DFE6" w:sz="1"/>
+              <w:bottom w:val="single" w:color="E0DFE6" w:sz="1"/>
+              <w:right w:val="single" w:color="E0DFE6" w:sz="1"/>
+            </w:tcBorders>
+            <w:shd w:fill="F8F8F8" w:val="clear"/>
+            <w:tcMar>
+              <w:top w:type="dxa" w:w="50"/>
+              <w:left w:type="dxa" w:w="80"/>
+              <w:bottom w:type="dxa" w:w="50"/>
+              <w:right w:type="dxa" w:w="80"/>
+            </w:tcMar>
+            <w:vAlign w:val="top"/>
+          </w:tcPr>
+          <w:p>
+            <w:pPr>
+              <w:spacing w:after="0"/>
+              <w:jc w:val="center"/>
+            </w:pPr>
+            <w:r>
+              <w:rPr>
+                <w:rFonts w:ascii="Arial" w:cs="Arial" w:eastAsia="Arial" w:hAnsi="Arial"/>
+                <w:b w:val="false"/>
+                <w:bCs w:val="false"/>
+                <w:i w:val="false"/>
+                <w:iCs w:val="false"/>
+                <w:color w:val="474650"/>
+                <w:sz w:val="14"/>
+                <w:szCs w:val="14"/>
+              </w:rPr>
+              <w:t xml:space="preserve">All</w:t>
+            </w:r>
+          </w:p>
+        </w:tc>
+        <w:tc>
+          <w:tcPr>
+            <w:tcW w:type="dxa" w:w="1100"/>
+            <w:tcBorders>
+              <w:top w:val="single" w:color="E0DFE6" w:sz="1"/>
+              <w:left w:val="single" w:color="E0DFE6" w:sz="1"/>
+              <w:bottom w:val="single" w:color="E0DFE6" w:sz="1"/>
+              <w:right w:val="single" w:color="E0DFE6" w:sz="1"/>
+            </w:tcBorders>
+            <w:shd w:fill="F8F8F8" w:val="clear"/>
+            <w:tcMar>
+              <w:top w:type="dxa" w:w="50"/>
+              <w:left w:type="dxa" w:w="80"/>
+              <w:bottom w:type="dxa" w:w="50"/>
+              <w:right w:type="dxa" w:w="80"/>
+            </w:tcMar>
+            <w:vAlign w:val="top"/>
+          </w:tcPr>
+          <w:p>
+            <w:pPr>
+              <w:spacing w:after="0"/>
+              <w:jc w:val="left"/>
+            </w:pPr>
+            <w:r>
+              <w:rPr>
+                <w:rFonts w:ascii="Arial" w:cs="Arial" w:eastAsia="Arial" w:hAnsi="Arial"/>
+                <w:b w:val="false"/>
+                <w:bCs w:val="false"/>
+                <w:i w:val="false"/>
+                <w:iCs w:val="false"/>
+                <w:color w:val="474650"/>
+                <w:sz w:val="14"/>
+                <w:szCs w:val="14"/>
+              </w:rPr>
+              <w:t xml:space="preserve"/>
+            </w:r>
+          </w:p>
+        </w:tc>
+        <w:tc>
+          <w:tcPr>
+            <w:tcW w:type="dxa" w:w="1100"/>
+            <w:tcBorders>
+              <w:top w:val="single" w:color="E0DFE6" w:sz="1"/>
+              <w:left w:val="single" w:color="E0DFE6" w:sz="1"/>
+              <w:bottom w:val="single" w:color="E0DFE6" w:sz="1"/>
+              <w:right w:val="single" w:color="E0DFE6" w:sz="1"/>
+            </w:tcBorders>
+            <w:shd w:fill="F8F8F8" w:val="clear"/>
+            <w:tcMar>
+              <w:top w:type="dxa" w:w="50"/>
+              <w:left w:type="dxa" w:w="80"/>
+              <w:bottom w:type="dxa" w:w="50"/>
+              <w:right w:type="dxa" w:w="80"/>
+            </w:tcMar>
+            <w:vAlign w:val="top"/>
+          </w:tcPr>
+          <w:p>
+            <w:pPr>
+              <w:spacing w:after="0"/>
+              <w:jc w:val="left"/>
+            </w:pPr>
+            <w:r>
+              <w:rPr>
+                <w:rFonts w:ascii="Arial" w:cs="Arial" w:eastAsia="Arial" w:hAnsi="Arial"/>
+                <w:b w:val="false"/>
+                <w:bCs w:val="false"/>
+                <w:i w:val="false"/>
+                <w:iCs w:val="false"/>
+                <w:color w:val="474650"/>
+                <w:sz w:val="14"/>
+                <w:szCs w:val="14"/>
+              </w:rPr>
+              <w:t xml:space="preserve"/>
+            </w:r>
+          </w:p>
+        </w:tc>
+        <w:tc>
+          <w:tcPr>
+            <w:tcW w:type="dxa" w:w="800"/>
+            <w:tcBorders>
+              <w:top w:val="single" w:color="E0DFE6" w:sz="1"/>
+              <w:left w:val="single" w:color="E0DFE6" w:sz="1"/>
+              <w:bottom w:val="single" w:color="E0DFE6" w:sz="1"/>
+              <w:right w:val="single" w:color="E0DFE6" w:sz="1"/>
+            </w:tcBorders>
+            <w:shd w:fill="F8F8F8" w:val="clear"/>
+            <w:tcMar>
+              <w:top w:type="dxa" w:w="50"/>
+              <w:left w:type="dxa" w:w="80"/>
+              <w:bottom w:type="dxa" w:w="50"/>
+              <w:right w:type="dxa" w:w="80"/>
+            </w:tcMar>
+            <w:vAlign w:val="top"/>
+          </w:tcPr>
+          <w:p>
+            <w:pPr>
+              <w:spacing w:after="0"/>
+              <w:jc w:val="center"/>
+            </w:pPr>
+            <w:r>
+              <w:rPr>
+                <w:rFonts w:ascii="Arial" w:cs="Arial" w:eastAsia="Arial" w:hAnsi="Arial"/>
+                <w:b w:val="false"/>
+                <w:bCs w:val="false"/>
+                <w:i w:val="false"/>
+                <w:iCs w:val="false"/>
+                <w:color w:val="474650"/>
+                <w:sz w:val="14"/>
+                <w:szCs w:val="14"/>
+              </w:rPr>
+              <w:t xml:space="preserve"/>
+            </w:r>
+          </w:p>
+        </w:tc>
+        <w:tc>
+          <w:tcPr>
+            <w:tcW w:type="dxa" w:w="800"/>
+            <w:tcBorders>
+              <w:top w:val="single" w:color="E0DFE6" w:sz="1"/>
+              <w:left w:val="single" w:color="E0DFE6" w:sz="1"/>
+              <w:bottom w:val="single" w:color="E0DFE6" w:sz="1"/>
+              <w:right w:val="single" w:color="E0DFE6" w:sz="1"/>
+            </w:tcBorders>
+            <w:shd w:fill="F8F8F8" w:val="clear"/>
+            <w:tcMar>
+              <w:top w:type="dxa" w:w="50"/>
+              <w:left w:type="dxa" w:w="80"/>
+              <w:bottom w:type="dxa" w:w="50"/>
+              <w:right w:type="dxa" w:w="80"/>
+            </w:tcMar>
+            <w:vAlign w:val="top"/>
+          </w:tcPr>
+          <w:p>
+            <w:pPr>
+              <w:spacing w:after="0"/>
+              <w:jc w:val="center"/>
+            </w:pPr>
+            <w:r>
+              <w:rPr>
+                <w:rFonts w:ascii="Arial" w:cs="Arial" w:eastAsia="Arial" w:hAnsi="Arial"/>
+                <w:b w:val="false"/>
+                <w:bCs w:val="false"/>
+                <w:i w:val="false"/>
+                <w:iCs w:val="false"/>
+                <w:color w:val="474650"/>
+                <w:sz w:val="14"/>
+                <w:szCs w:val="14"/>
+              </w:rPr>
+              <w:t xml:space="preserve"/>
+            </w:r>
+          </w:p>
+        </w:tc>
+        <w:tc>
+          <w:tcPr>
+            <w:tcW w:type="dxa" w:w="1080"/>
+            <w:tcBorders>
+              <w:top w:val="single" w:color="E0DFE6" w:sz="1"/>
+              <w:left w:val="single" w:color="E0DFE6" w:sz="1"/>
+              <w:bottom w:val="single" w:color="E0DFE6" w:sz="1"/>
+              <w:right w:val="single" w:color="E0DFE6" w:sz="1"/>
+            </w:tcBorders>
+            <w:shd w:fill="F8F8F8" w:val="clear"/>
+            <w:tcMar>
+              <w:top w:type="dxa" w:w="50"/>
+              <w:left w:type="dxa" w:w="80"/>
+              <w:bottom w:type="dxa" w:w="50"/>
+              <w:right w:type="dxa" w:w="80"/>
+            </w:tcMar>
+            <w:vAlign w:val="top"/>
+          </w:tcPr>
+          <w:p>
+            <w:pPr>
+              <w:spacing w:after="0"/>
+              <w:jc w:val="left"/>
+            </w:pPr>
+            <w:r>
+              <w:rPr>
+                <w:rFonts w:ascii="Arial" w:cs="Arial" w:eastAsia="Arial" w:hAnsi="Arial"/>
+                <w:b w:val="false"/>
+                <w:bCs w:val="false"/>
+                <w:i w:val="false"/>
+                <w:iCs w:val="false"/>
+                <w:color w:val="474650"/>
+                <w:sz w:val="14"/>
+                <w:szCs w:val="14"/>
+              </w:rPr>
+              <w:t xml:space="preserve"/>
+            </w:r>
+          </w:p>
+        </w:tc>
+      </w:tr>
+      <w:tr>
+        <w:tc>
+          <w:tcPr>
+            <w:tcW w:type="dxa" w:w="4600"/>
+            <w:tcBorders>
+              <w:top w:val="single" w:color="E0DFE6" w:sz="1"/>
+              <w:left w:val="single" w:color="E0DFE6" w:sz="1"/>
+              <w:bottom w:val="single" w:color="E0DFE6" w:sz="1"/>
+              <w:right w:val="single" w:color="E0DFE6" w:sz="1"/>
+            </w:tcBorders>
+            <w:shd w:fill="F8F8F8" w:val="clear"/>
+            <w:tcMar>
+              <w:top w:type="dxa" w:w="50"/>
+              <w:left w:type="dxa" w:w="80"/>
+              <w:bottom w:type="dxa" w:w="50"/>
+              <w:right w:type="dxa" w:w="80"/>
+            </w:tcMar>
+            <w:vAlign w:val="top"/>
+          </w:tcPr>
+          <w:p>
+            <w:pPr>
+              <w:spacing w:after="0"/>
+              <w:jc w:val="left"/>
+            </w:pPr>
+            <w:r>
+              <w:rPr>
+                <w:rFonts w:ascii="Arial" w:cs="Arial" w:eastAsia="Arial" w:hAnsi="Arial"/>
+                <w:b w:val="false"/>
+                <w:bCs w:val="false"/>
+                <w:i/>
+                <w:iCs/>
+                <w:color w:val="474650"/>
+                <w:sz w:val="14"/>
+                <w:szCs w:val="14"/>
+              </w:rPr>
+              <w:t xml:space="preserve">Team exercises — facilitated group practice</w:t>
+            </w:r>
+          </w:p>
+        </w:tc>
+        <w:tc>
+          <w:tcPr>
+            <w:tcW w:type="dxa" w:w="2200"/>
+            <w:tcBorders>
+              <w:top w:val="single" w:color="E0DFE6" w:sz="1"/>
+              <w:left w:val="single" w:color="E0DFE6" w:sz="1"/>
+              <w:bottom w:val="single" w:color="E0DFE6" w:sz="1"/>
+              <w:right w:val="single" w:color="E0DFE6" w:sz="1"/>
+            </w:tcBorders>
+            <w:shd w:fill="F8F8F8" w:val="clear"/>
+            <w:tcMar>
+              <w:top w:type="dxa" w:w="50"/>
+              <w:left w:type="dxa" w:w="80"/>
+              <w:bottom w:type="dxa" w:w="50"/>
+              <w:right w:type="dxa" w:w="80"/>
+            </w:tcMar>
+            <w:vAlign w:val="top"/>
+          </w:tcPr>
+          <w:p>
+            <w:pPr>
+              <w:spacing w:after="0"/>
+              <w:jc w:val="left"/>
+            </w:pPr>
+            <w:hyperlink r:id="rId21">
+              <w:r>
+                <w:rPr>
+                  <w:color w:val="0563C1"/>
+                  <w:u w:val="single"/>
+                  <w:sz w:val="14"/>
+                  <w:szCs w:val="14"/>
+                  <w:rFonts w:ascii="Arial" w:hAnsi="Arial"/>
+                </w:rPr>
+                <w:t xml:space="preserve">Team Exercises</w:t>
+              </w:r>
+            </w:hyperlink>
+          </w:p>
+        </w:tc>
+        <w:tc>
+          <w:tcPr>
+            <w:tcW w:type="dxa" w:w="1200"/>
+            <w:tcBorders>
+              <w:top w:val="single" w:color="E0DFE6" w:sz="1"/>
+              <w:left w:val="single" w:color="E0DFE6" w:sz="1"/>
+              <w:bottom w:val="single" w:color="E0DFE6" w:sz="1"/>
+              <w:right w:val="single" w:color="E0DFE6" w:sz="1"/>
+            </w:tcBorders>
+            <w:shd w:fill="F8F8F8" w:val="clear"/>
+            <w:tcMar>
+              <w:top w:type="dxa" w:w="50"/>
+              <w:left w:type="dxa" w:w="80"/>
+              <w:bottom w:type="dxa" w:w="50"/>
+              <w:right w:type="dxa" w:w="80"/>
+            </w:tcMar>
+            <w:vAlign w:val="top"/>
+          </w:tcPr>
+          <w:p>
+            <w:pPr>
+              <w:spacing w:after="0"/>
+              <w:jc w:val="center"/>
+            </w:pPr>
+            <w:r>
+              <w:rPr>
+                <w:rFonts w:ascii="Arial" w:cs="Arial" w:eastAsia="Arial" w:hAnsi="Arial"/>
+                <w:b w:val="false"/>
+                <w:bCs w:val="false"/>
+                <w:i w:val="false"/>
+                <w:iCs w:val="false"/>
+                <w:color w:val="474650"/>
+                <w:sz w:val="14"/>
+                <w:szCs w:val="14"/>
+              </w:rPr>
+              <w:t xml:space="preserve">Group</w:t>
             </w:r>
           </w:p>
         </w:tc>
